--- a/deliverables/V4-V11_SYNC/PACKAGES/NEW_V11_Synchronized_Production_Package/02_RUN_OF_SHOW/Run_of_Show.docx
+++ b/deliverables/V4-V11_SYNC/PACKAGES/NEW_V11_Synchronized_Production_Package/02_RUN_OF_SHOW/Run_of_Show.docx
@@ -144,7 +144,7 @@
         <w:rPr>
           <w:sz w:val="21"/>
         </w:rPr>
-        <w:t>Wednesday, September 16, 2026 | 1:46 PM CT</w:t>
+        <w:t>Wednesday, September 16, 2026 | 3:16 PM CT</w:t>
       </w:r>
     </w:p>
     <w:p>
@@ -1709,6 +1709,200 @@
                 <w:i w:val="0"/>
                 <w:sz w:val="15"/>
               </w:rPr>
+              <w:t>NEW_V11_FS_00_ACCEPTED_AND_DOING</w:t>
+            </w:r>
+          </w:p>
+        </w:tc>
+        <w:tc>
+          <w:tcPr>
+            <w:tcW w:type="dxa" w:w="3024"/>
+          </w:tcPr>
+          <w:p>
+            <w:pPr>
+              <w:spacing w:before="60" w:after="60" w:line="264" w:lineRule="auto"/>
+            </w:pPr>
+            <w:r/>
+            <w:r>
+              <w:rPr>
+                <w:b w:val="0"/>
+                <w:i w:val="0"/>
+                <w:sz w:val="15"/>
+              </w:rPr>
+              <w:t>1 HOOK</w:t>
+            </w:r>
+          </w:p>
+        </w:tc>
+        <w:tc>
+          <w:tcPr>
+            <w:tcW w:type="dxa" w:w="720"/>
+          </w:tcPr>
+          <w:p>
+            <w:pPr>
+              <w:spacing w:before="60" w:after="60" w:line="264" w:lineRule="auto"/>
+            </w:pPr>
+            <w:r/>
+            <w:r>
+              <w:rPr>
+                <w:b w:val="0"/>
+                <w:i w:val="0"/>
+                <w:sz w:val="15"/>
+              </w:rPr>
+              <w:t>1</w:t>
+            </w:r>
+          </w:p>
+        </w:tc>
+        <w:tc>
+          <w:tcPr>
+            <w:tcW w:type="dxa" w:w="864"/>
+          </w:tcPr>
+          <w:p>
+            <w:pPr>
+              <w:spacing w:before="60" w:after="60" w:line="264" w:lineRule="auto"/>
+            </w:pPr>
+            <w:r/>
+            <w:r>
+              <w:rPr>
+                <w:b w:val="0"/>
+                <w:i w:val="0"/>
+                <w:sz w:val="15"/>
+              </w:rPr>
+              <w:t>1</w:t>
+            </w:r>
+          </w:p>
+        </w:tc>
+        <w:tc>
+          <w:tcPr>
+            <w:tcW w:type="dxa" w:w="1728"/>
+          </w:tcPr>
+          <w:p>
+            <w:pPr>
+              <w:spacing w:before="60" w:after="60" w:line="264" w:lineRule="auto"/>
+            </w:pPr>
+            <w:r/>
+            <w:r>
+              <w:rPr>
+                <w:b w:val="0"/>
+                <w:i w:val="0"/>
+                <w:sz w:val="15"/>
+              </w:rPr>
+              <w:t>EARLY EDIT</w:t>
+            </w:r>
+          </w:p>
+        </w:tc>
+      </w:tr>
+      <w:tr>
+        <w:tc>
+          <w:tcPr>
+            <w:tcW w:type="dxa" w:w="3312"/>
+          </w:tcPr>
+          <w:p>
+            <w:pPr>
+              <w:spacing w:before="60" w:after="60" w:line="264" w:lineRule="auto"/>
+            </w:pPr>
+            <w:r/>
+            <w:r>
+              <w:rPr>
+                <w:b w:val="0"/>
+                <w:i w:val="0"/>
+                <w:sz w:val="15"/>
+              </w:rPr>
+              <w:t>NEW_V11_FS_01_FOUR_QUESTIONS</w:t>
+            </w:r>
+          </w:p>
+        </w:tc>
+        <w:tc>
+          <w:tcPr>
+            <w:tcW w:type="dxa" w:w="3024"/>
+          </w:tcPr>
+          <w:p>
+            <w:pPr>
+              <w:spacing w:before="60" w:after="60" w:line="264" w:lineRule="auto"/>
+            </w:pPr>
+            <w:r/>
+            <w:r>
+              <w:rPr>
+                <w:b w:val="0"/>
+                <w:i w:val="0"/>
+                <w:sz w:val="15"/>
+              </w:rPr>
+              <w:t>1 THE ROLE-DRIFT READ</w:t>
+            </w:r>
+          </w:p>
+        </w:tc>
+        <w:tc>
+          <w:tcPr>
+            <w:tcW w:type="dxa" w:w="720"/>
+          </w:tcPr>
+          <w:p>
+            <w:pPr>
+              <w:spacing w:before="60" w:after="60" w:line="264" w:lineRule="auto"/>
+            </w:pPr>
+            <w:r/>
+            <w:r>
+              <w:rPr>
+                <w:b w:val="0"/>
+                <w:i w:val="0"/>
+                <w:sz w:val="15"/>
+              </w:rPr>
+              <w:t>3</w:t>
+            </w:r>
+          </w:p>
+        </w:tc>
+        <w:tc>
+          <w:tcPr>
+            <w:tcW w:type="dxa" w:w="864"/>
+          </w:tcPr>
+          <w:p>
+            <w:pPr>
+              <w:spacing w:before="60" w:after="60" w:line="264" w:lineRule="auto"/>
+            </w:pPr>
+            <w:r/>
+            <w:r>
+              <w:rPr>
+                <w:b w:val="0"/>
+                <w:i w:val="0"/>
+                <w:sz w:val="15"/>
+              </w:rPr>
+              <w:t>5</w:t>
+            </w:r>
+          </w:p>
+        </w:tc>
+        <w:tc>
+          <w:tcPr>
+            <w:tcW w:type="dxa" w:w="1728"/>
+          </w:tcPr>
+          <w:p>
+            <w:pPr>
+              <w:spacing w:before="60" w:after="60" w:line="264" w:lineRule="auto"/>
+            </w:pPr>
+            <w:r/>
+            <w:r>
+              <w:rPr>
+                <w:b w:val="0"/>
+                <w:i w:val="0"/>
+                <w:sz w:val="15"/>
+              </w:rPr>
+              <w:t>RE-CUED</w:t>
+            </w:r>
+          </w:p>
+        </w:tc>
+      </w:tr>
+      <w:tr>
+        <w:tc>
+          <w:tcPr>
+            <w:tcW w:type="dxa" w:w="3312"/>
+          </w:tcPr>
+          <w:p>
+            <w:pPr>
+              <w:spacing w:before="60" w:after="60" w:line="264" w:lineRule="auto"/>
+            </w:pPr>
+            <w:r/>
+            <w:r>
+              <w:rPr>
+                <w:b w:val="0"/>
+                <w:i w:val="0"/>
+                <w:sz w:val="15"/>
+              </w:rPr>
               <w:t>NEW_V11_FS_02_WRITE_IT_DOWN</w:t>
             </w:r>
           </w:p>
@@ -2427,103 +2621,6 @@
                 <w:sz w:val="15"/>
               </w:rPr>
               <w:t>1</w:t>
-            </w:r>
-          </w:p>
-        </w:tc>
-        <w:tc>
-          <w:tcPr>
-            <w:tcW w:type="dxa" w:w="864"/>
-          </w:tcPr>
-          <w:p>
-            <w:pPr>
-              <w:spacing w:before="60" w:after="60" w:line="264" w:lineRule="auto"/>
-            </w:pPr>
-            <w:r/>
-            <w:r>
-              <w:rPr>
-                <w:b w:val="0"/>
-                <w:i w:val="0"/>
-                <w:sz w:val="15"/>
-              </w:rPr>
-              <w:t>5</w:t>
-            </w:r>
-          </w:p>
-        </w:tc>
-        <w:tc>
-          <w:tcPr>
-            <w:tcW w:type="dxa" w:w="1728"/>
-          </w:tcPr>
-          <w:p>
-            <w:pPr>
-              <w:spacing w:before="60" w:after="60" w:line="264" w:lineRule="auto"/>
-            </w:pPr>
-            <w:r/>
-            <w:r>
-              <w:rPr>
-                <w:b w:val="0"/>
-                <w:i w:val="0"/>
-                <w:sz w:val="15"/>
-              </w:rPr>
-              <w:t>RE-ANCHORED</w:t>
-            </w:r>
-          </w:p>
-        </w:tc>
-      </w:tr>
-      <w:tr>
-        <w:tc>
-          <w:tcPr>
-            <w:tcW w:type="dxa" w:w="3312"/>
-          </w:tcPr>
-          <w:p>
-            <w:pPr>
-              <w:spacing w:before="60" w:after="60" w:line="264" w:lineRule="auto"/>
-            </w:pPr>
-            <w:r/>
-            <w:r>
-              <w:rPr>
-                <w:b w:val="0"/>
-                <w:i w:val="0"/>
-                <w:sz w:val="15"/>
-              </w:rPr>
-              <w:t>NEW_V11_FS_01_FOUR_QUESTIONS</w:t>
-            </w:r>
-          </w:p>
-        </w:tc>
-        <w:tc>
-          <w:tcPr>
-            <w:tcW w:type="dxa" w:w="3024"/>
-          </w:tcPr>
-          <w:p>
-            <w:pPr>
-              <w:spacing w:before="60" w:after="60" w:line="264" w:lineRule="auto"/>
-            </w:pPr>
-            <w:r/>
-            <w:r>
-              <w:rPr>
-                <w:b w:val="0"/>
-                <w:i w:val="0"/>
-                <w:sz w:val="15"/>
-              </w:rPr>
-              <w:t>10 THE ROLE-DRIFT READ</w:t>
-            </w:r>
-          </w:p>
-        </w:tc>
-        <w:tc>
-          <w:tcPr>
-            <w:tcW w:type="dxa" w:w="720"/>
-          </w:tcPr>
-          <w:p>
-            <w:pPr>
-              <w:spacing w:before="60" w:after="60" w:line="264" w:lineRule="auto"/>
-            </w:pPr>
-            <w:r/>
-            <w:r>
-              <w:rPr>
-                <w:b w:val="0"/>
-                <w:i w:val="0"/>
-                <w:sz w:val="15"/>
-              </w:rPr>
-              <w:t>2</w:t>
             </w:r>
           </w:p>
         </w:tc>

--- a/deliverables/V4-V11_SYNC/PACKAGES/NEW_V11_Synchronized_Production_Package/02_RUN_OF_SHOW/Run_of_Show.docx
+++ b/deliverables/V4-V11_SYNC/PACKAGES/NEW_V11_Synchronized_Production_Package/02_RUN_OF_SHOW/Run_of_Show.docx
@@ -144,7 +144,7 @@
         <w:rPr>
           <w:sz w:val="21"/>
         </w:rPr>
-        <w:t>Wednesday, September 16, 2026 | 3:16 PM CT</w:t>
+        <w:t>Wednesday, September 16, 2026 | 3:21 PM CT</w:t>
       </w:r>
     </w:p>
     <w:p>

--- a/deliverables/V4-V11_SYNC/PACKAGES/NEW_V11_Synchronized_Production_Package/02_RUN_OF_SHOW/Run_of_Show.docx
+++ b/deliverables/V4-V11_SYNC/PACKAGES/NEW_V11_Synchronized_Production_Package/02_RUN_OF_SHOW/Run_of_Show.docx
@@ -144,7 +144,7 @@
         <w:rPr>
           <w:sz w:val="21"/>
         </w:rPr>
-        <w:t>Wednesday, September 16, 2026 | 3:21 PM CT</w:t>
+        <w:t>Thursday, September 17, 2026 | 8:55 AM CT</w:t>
       </w:r>
     </w:p>
     <w:p>
@@ -1558,7 +1558,7 @@
           <w:color w:val="112345"/>
           <w:sz w:val="26"/>
         </w:rPr>
-        <w:t>FULL-SCREEN CUES, ONE LOCATION EACH</w:t>
+        <w:t>FULL-SCREEN CUES, ONE LOCATION EACH. ACTIVE ONLY.</w:t>
       </w:r>
     </w:p>
     <w:tbl>
@@ -1825,7 +1825,7 @@
                 <w:i w:val="0"/>
                 <w:sz w:val="15"/>
               </w:rPr>
-              <w:t>1 THE ROLE-DRIFT READ</w:t>
+              <w:t>1 HOOK</w:t>
             </w:r>
           </w:p>
         </w:tc>
@@ -3068,7 +3068,7 @@
           <w:color w:val="5A6B82"/>
           <w:sz w:val="19"/>
         </w:rPr>
-        <w:t>Every cue resolves to one section and one paragraph. RE-ANCHORED means the card is unchanged and only its placement moved to the reconciled script.</w:t>
+        <w:t>Every cue resolves to one section and one paragraph, and every label and trigger above is read from the reconciled script at that location. RE-ANCHORED means the card is unchanged and only its placement moved. RE-CUED means the card was cued in the wrong place and was moved to the section its own copy belongs to.</w:t>
       </w:r>
     </w:p>
     <w:p>

--- a/deliverables/V4-V11_SYNC/PACKAGES/NEW_V11_Synchronized_Production_Package/02_RUN_OF_SHOW/Run_of_Show.docx
+++ b/deliverables/V4-V11_SYNC/PACKAGES/NEW_V11_Synchronized_Production_Package/02_RUN_OF_SHOW/Run_of_Show.docx
@@ -144,7 +144,7 @@
         <w:rPr>
           <w:sz w:val="21"/>
         </w:rPr>
-        <w:t>Thursday, September 17, 2026 | 8:55 AM CT</w:t>
+        <w:t>Thursday, September 17, 2026 | 12:57 PM CT</w:t>
       </w:r>
     </w:p>
     <w:p>

--- a/deliverables/V4-V11_SYNC/PACKAGES/NEW_V11_Synchronized_Production_Package/02_RUN_OF_SHOW/Run_of_Show.docx
+++ b/deliverables/V4-V11_SYNC/PACKAGES/NEW_V11_Synchronized_Production_Package/02_RUN_OF_SHOW/Run_of_Show.docx
@@ -144,7 +144,7 @@
         <w:rPr>
           <w:sz w:val="21"/>
         </w:rPr>
-        <w:t>Thursday, September 17, 2026 | 12:57 PM CT</w:t>
+        <w:t>Saturday, September 19, 2026 | 6:36 AM CT</w:t>
       </w:r>
     </w:p>
     <w:p>
@@ -1558,7 +1558,7 @@
           <w:color w:val="112345"/>
           <w:sz w:val="26"/>
         </w:rPr>
-        <w:t>FULL-SCREEN CUES, ONE LOCATION EACH. ACTIVE ONLY.</w:t>
+        <w:t>THE EVENT LIST. EVERY SHOT, IN SPOKEN ORDER.</w:t>
       </w:r>
     </w:p>
     <w:tbl>
@@ -1577,11 +1577,12 @@
         <w:tblLook w:firstColumn="1" w:firstRow="1" w:lastColumn="0" w:lastRow="0" w:noHBand="0" w:noVBand="1" w:val="04A0"/>
       </w:tblPr>
       <w:tblGrid>
-        <w:gridCol w:w="1930"/>
-        <w:gridCol w:w="1930"/>
-        <w:gridCol w:w="1930"/>
-        <w:gridCol w:w="1930"/>
-        <w:gridCol w:w="1930"/>
+        <w:gridCol w:w="1608"/>
+        <w:gridCol w:w="1608"/>
+        <w:gridCol w:w="1608"/>
+        <w:gridCol w:w="1608"/>
+        <w:gridCol w:w="1608"/>
+        <w:gridCol w:w="1608"/>
       </w:tblGrid>
       <w:tr>
         <w:trPr>
@@ -1589,7 +1590,91 @@
         </w:trPr>
         <w:tc>
           <w:tcPr>
-            <w:tcW w:type="dxa" w:w="3312"/>
+            <w:tcW w:type="dxa" w:w="1152"/>
+            <w:shd w:val="clear" w:color="auto" w:fill="F3EFE6"/>
+          </w:tcPr>
+          <w:p>
+            <w:pPr>
+              <w:spacing w:before="60" w:after="60" w:line="264" w:lineRule="auto"/>
+            </w:pPr>
+            <w:r/>
+            <w:r>
+              <w:rPr>
+                <w:b/>
+                <w:i w:val="0"/>
+                <w:color w:val="112345"/>
+                <w:sz w:val="17"/>
+              </w:rPr>
+              <w:t>EVENT</w:t>
+            </w:r>
+          </w:p>
+        </w:tc>
+        <w:tc>
+          <w:tcPr>
+            <w:tcW w:type="dxa" w:w="1296"/>
+            <w:shd w:val="clear" w:color="auto" w:fill="F3EFE6"/>
+          </w:tcPr>
+          <w:p>
+            <w:pPr>
+              <w:spacing w:before="60" w:after="60" w:line="264" w:lineRule="auto"/>
+            </w:pPr>
+            <w:r/>
+            <w:r>
+              <w:rPr>
+                <w:b/>
+                <w:i w:val="0"/>
+                <w:color w:val="112345"/>
+                <w:sz w:val="17"/>
+              </w:rPr>
+              <w:t>MODE</w:t>
+            </w:r>
+          </w:p>
+        </w:tc>
+        <w:tc>
+          <w:tcPr>
+            <w:tcW w:type="dxa" w:w="2448"/>
+            <w:shd w:val="clear" w:color="auto" w:fill="F3EFE6"/>
+          </w:tcPr>
+          <w:p>
+            <w:pPr>
+              <w:spacing w:before="60" w:after="60" w:line="264" w:lineRule="auto"/>
+            </w:pPr>
+            <w:r/>
+            <w:r>
+              <w:rPr>
+                <w:b/>
+                <w:i w:val="0"/>
+                <w:color w:val="112345"/>
+                <w:sz w:val="17"/>
+              </w:rPr>
+              <w:t>SECTION</w:t>
+            </w:r>
+          </w:p>
+        </w:tc>
+        <w:tc>
+          <w:tcPr>
+            <w:tcW w:type="dxa" w:w="1152"/>
+            <w:shd w:val="clear" w:color="auto" w:fill="F3EFE6"/>
+          </w:tcPr>
+          <w:p>
+            <w:pPr>
+              <w:spacing w:before="60" w:after="60" w:line="264" w:lineRule="auto"/>
+            </w:pPr>
+            <w:r/>
+            <w:r>
+              <w:rPr>
+                <w:b/>
+                <w:i w:val="0"/>
+                <w:color w:val="112345"/>
+                <w:sz w:val="17"/>
+              </w:rPr>
+              <w:t>PARAGRAPHS</w:t>
+            </w:r>
+          </w:p>
+        </w:tc>
+        <w:tc>
+          <w:tcPr>
+            <w:tcW w:type="dxa" w:w="2880"/>
             <w:shd w:val="clear" w:color="auto" w:fill="F3EFE6"/>
           </w:tcPr>
           <w:p>
@@ -1610,49 +1695,7 @@
         </w:tc>
         <w:tc>
           <w:tcPr>
-            <w:tcW w:type="dxa" w:w="3024"/>
-            <w:shd w:val="clear" w:color="auto" w:fill="F3EFE6"/>
-          </w:tcPr>
-          <w:p>
-            <w:pPr>
-              <w:spacing w:before="60" w:after="60" w:line="264" w:lineRule="auto"/>
-            </w:pPr>
-            <w:r/>
-            <w:r>
-              <w:rPr>
-                <w:b/>
-                <w:i w:val="0"/>
-                <w:color w:val="112345"/>
-                <w:sz w:val="17"/>
-              </w:rPr>
-              <w:t>SECTION</w:t>
-            </w:r>
-          </w:p>
-        </w:tc>
-        <w:tc>
-          <w:tcPr>
             <w:tcW w:type="dxa" w:w="720"/>
-            <w:shd w:val="clear" w:color="auto" w:fill="F3EFE6"/>
-          </w:tcPr>
-          <w:p>
-            <w:pPr>
-              <w:spacing w:before="60" w:after="60" w:line="264" w:lineRule="auto"/>
-            </w:pPr>
-            <w:r/>
-            <w:r>
-              <w:rPr>
-                <w:b/>
-                <w:i w:val="0"/>
-                <w:color w:val="112345"/>
-                <w:sz w:val="17"/>
-              </w:rPr>
-              <w:t>PARA</w:t>
-            </w:r>
-          </w:p>
-        </w:tc>
-        <w:tc>
-          <w:tcPr>
-            <w:tcW w:type="dxa" w:w="864"/>
             <w:shd w:val="clear" w:color="auto" w:fill="F3EFE6"/>
           </w:tcPr>
           <w:p>
@@ -1671,9 +1714,2159 @@
             </w:r>
           </w:p>
         </w:tc>
+      </w:tr>
+      <w:tr>
         <w:tc>
           <w:tcPr>
-            <w:tcW w:type="dxa" w:w="1728"/>
+            <w:tcW w:type="dxa" w:w="1152"/>
+          </w:tcPr>
+          <w:p>
+            <w:pPr>
+              <w:spacing w:before="60" w:after="60" w:line="264" w:lineRule="auto"/>
+            </w:pPr>
+            <w:r/>
+            <w:r>
+              <w:rPr>
+                <w:b w:val="0"/>
+                <w:i w:val="0"/>
+                <w:sz w:val="14"/>
+              </w:rPr>
+              <w:t>V11-O01</w:t>
+            </w:r>
+          </w:p>
+        </w:tc>
+        <w:tc>
+          <w:tcPr>
+            <w:tcW w:type="dxa" w:w="1296"/>
+          </w:tcPr>
+          <w:p>
+            <w:pPr>
+              <w:spacing w:before="60" w:after="60" w:line="264" w:lineRule="auto"/>
+            </w:pPr>
+            <w:r/>
+            <w:r>
+              <w:rPr>
+                <w:b w:val="0"/>
+                <w:i w:val="0"/>
+                <w:sz w:val="14"/>
+              </w:rPr>
+              <w:t>CAMERA</w:t>
+            </w:r>
+          </w:p>
+        </w:tc>
+        <w:tc>
+          <w:tcPr>
+            <w:tcW w:type="dxa" w:w="2448"/>
+          </w:tcPr>
+          <w:p>
+            <w:pPr>
+              <w:spacing w:before="60" w:after="60" w:line="264" w:lineRule="auto"/>
+            </w:pPr>
+            <w:r/>
+            <w:r>
+              <w:rPr>
+                <w:b w:val="0"/>
+                <w:i w:val="0"/>
+                <w:sz w:val="14"/>
+              </w:rPr>
+              <w:t>1 HOOK</w:t>
+            </w:r>
+          </w:p>
+        </w:tc>
+        <w:tc>
+          <w:tcPr>
+            <w:tcW w:type="dxa" w:w="1152"/>
+          </w:tcPr>
+          <w:p>
+            <w:pPr>
+              <w:spacing w:before="60" w:after="60" w:line="264" w:lineRule="auto"/>
+            </w:pPr>
+            <w:r/>
+            <w:r>
+              <w:rPr>
+                <w:b w:val="0"/>
+                <w:i w:val="0"/>
+                <w:sz w:val="14"/>
+              </w:rPr>
+              <w:t>1</w:t>
+            </w:r>
+          </w:p>
+        </w:tc>
+        <w:tc>
+          <w:tcPr>
+            <w:tcW w:type="dxa" w:w="2880"/>
+          </w:tcPr>
+          <w:p>
+            <w:pPr>
+              <w:spacing w:before="60" w:after="60" w:line="264" w:lineRule="auto"/>
+            </w:pPr>
+            <w:r/>
+            <w:r>
+              <w:rPr>
+                <w:b w:val="0"/>
+                <w:i w:val="0"/>
+                <w:sz w:val="14"/>
+              </w:rPr>
+              <w:t>camera</w:t>
+            </w:r>
+          </w:p>
+        </w:tc>
+        <w:tc>
+          <w:tcPr>
+            <w:tcW w:type="dxa" w:w="720"/>
+          </w:tcPr>
+          <w:p>
+            <w:pPr>
+              <w:spacing w:before="60" w:after="60" w:line="264" w:lineRule="auto"/>
+            </w:pPr>
+            <w:r/>
+            <w:r>
+              <w:rPr>
+                <w:b w:val="0"/>
+                <w:i w:val="0"/>
+                <w:sz w:val="14"/>
+              </w:rPr>
+              <w:t>0</w:t>
+            </w:r>
+          </w:p>
+        </w:tc>
+      </w:tr>
+      <w:tr>
+        <w:tc>
+          <w:tcPr>
+            <w:tcW w:type="dxa" w:w="1152"/>
+          </w:tcPr>
+          <w:p>
+            <w:pPr>
+              <w:spacing w:before="60" w:after="60" w:line="264" w:lineRule="auto"/>
+            </w:pPr>
+            <w:r/>
+            <w:r>
+              <w:rPr>
+                <w:b w:val="0"/>
+                <w:i w:val="0"/>
+                <w:sz w:val="14"/>
+              </w:rPr>
+              <w:t>V11-O02</w:t>
+            </w:r>
+          </w:p>
+        </w:tc>
+        <w:tc>
+          <w:tcPr>
+            <w:tcW w:type="dxa" w:w="1296"/>
+          </w:tcPr>
+          <w:p>
+            <w:pPr>
+              <w:spacing w:before="60" w:after="60" w:line="264" w:lineRule="auto"/>
+            </w:pPr>
+            <w:r/>
+            <w:r>
+              <w:rPr>
+                <w:b w:val="0"/>
+                <w:i w:val="0"/>
+                <w:sz w:val="14"/>
+              </w:rPr>
+              <w:t>FULL SCREEN</w:t>
+            </w:r>
+          </w:p>
+        </w:tc>
+        <w:tc>
+          <w:tcPr>
+            <w:tcW w:type="dxa" w:w="2448"/>
+          </w:tcPr>
+          <w:p>
+            <w:pPr>
+              <w:spacing w:before="60" w:after="60" w:line="264" w:lineRule="auto"/>
+            </w:pPr>
+            <w:r/>
+            <w:r>
+              <w:rPr>
+                <w:b w:val="0"/>
+                <w:i w:val="0"/>
+                <w:sz w:val="14"/>
+              </w:rPr>
+              <w:t>1 HOOK</w:t>
+            </w:r>
+          </w:p>
+        </w:tc>
+        <w:tc>
+          <w:tcPr>
+            <w:tcW w:type="dxa" w:w="1152"/>
+          </w:tcPr>
+          <w:p>
+            <w:pPr>
+              <w:spacing w:before="60" w:after="60" w:line="264" w:lineRule="auto"/>
+            </w:pPr>
+            <w:r/>
+            <w:r>
+              <w:rPr>
+                <w:b w:val="0"/>
+                <w:i w:val="0"/>
+                <w:sz w:val="14"/>
+              </w:rPr>
+              <w:t>1</w:t>
+            </w:r>
+          </w:p>
+        </w:tc>
+        <w:tc>
+          <w:tcPr>
+            <w:tcW w:type="dxa" w:w="2880"/>
+          </w:tcPr>
+          <w:p>
+            <w:pPr>
+              <w:spacing w:before="60" w:after="60" w:line="264" w:lineRule="auto"/>
+            </w:pPr>
+            <w:r/>
+            <w:r>
+              <w:rPr>
+                <w:b w:val="0"/>
+                <w:i w:val="0"/>
+                <w:sz w:val="14"/>
+              </w:rPr>
+              <w:t>NEW_V11_FS_00_ACCEPTED_AND_DOING</w:t>
+            </w:r>
+          </w:p>
+        </w:tc>
+        <w:tc>
+          <w:tcPr>
+            <w:tcW w:type="dxa" w:w="720"/>
+          </w:tcPr>
+          <w:p>
+            <w:pPr>
+              <w:spacing w:before="60" w:after="60" w:line="264" w:lineRule="auto"/>
+            </w:pPr>
+            <w:r/>
+            <w:r>
+              <w:rPr>
+                <w:b w:val="0"/>
+                <w:i w:val="0"/>
+                <w:sz w:val="14"/>
+              </w:rPr>
+              <w:t>1</w:t>
+            </w:r>
+          </w:p>
+        </w:tc>
+      </w:tr>
+      <w:tr>
+        <w:tc>
+          <w:tcPr>
+            <w:tcW w:type="dxa" w:w="1152"/>
+          </w:tcPr>
+          <w:p>
+            <w:pPr>
+              <w:spacing w:before="60" w:after="60" w:line="264" w:lineRule="auto"/>
+            </w:pPr>
+            <w:r/>
+            <w:r>
+              <w:rPr>
+                <w:b w:val="0"/>
+                <w:i w:val="0"/>
+                <w:sz w:val="14"/>
+              </w:rPr>
+              <w:t>V11-O03</w:t>
+            </w:r>
+          </w:p>
+        </w:tc>
+        <w:tc>
+          <w:tcPr>
+            <w:tcW w:type="dxa" w:w="1296"/>
+          </w:tcPr>
+          <w:p>
+            <w:pPr>
+              <w:spacing w:before="60" w:after="60" w:line="264" w:lineRule="auto"/>
+            </w:pPr>
+            <w:r/>
+            <w:r>
+              <w:rPr>
+                <w:b w:val="0"/>
+                <w:i w:val="0"/>
+                <w:sz w:val="14"/>
+              </w:rPr>
+              <w:t>CAMERA</w:t>
+            </w:r>
+          </w:p>
+        </w:tc>
+        <w:tc>
+          <w:tcPr>
+            <w:tcW w:type="dxa" w:w="2448"/>
+          </w:tcPr>
+          <w:p>
+            <w:pPr>
+              <w:spacing w:before="60" w:after="60" w:line="264" w:lineRule="auto"/>
+            </w:pPr>
+            <w:r/>
+            <w:r>
+              <w:rPr>
+                <w:b w:val="0"/>
+                <w:i w:val="0"/>
+                <w:sz w:val="14"/>
+              </w:rPr>
+              <w:t>1 HOOK</w:t>
+            </w:r>
+          </w:p>
+        </w:tc>
+        <w:tc>
+          <w:tcPr>
+            <w:tcW w:type="dxa" w:w="1152"/>
+          </w:tcPr>
+          <w:p>
+            <w:pPr>
+              <w:spacing w:before="60" w:after="60" w:line="264" w:lineRule="auto"/>
+            </w:pPr>
+            <w:r/>
+            <w:r>
+              <w:rPr>
+                <w:b w:val="0"/>
+                <w:i w:val="0"/>
+                <w:sz w:val="14"/>
+              </w:rPr>
+              <w:t>1</w:t>
+            </w:r>
+          </w:p>
+        </w:tc>
+        <w:tc>
+          <w:tcPr>
+            <w:tcW w:type="dxa" w:w="2880"/>
+          </w:tcPr>
+          <w:p>
+            <w:pPr>
+              <w:spacing w:before="60" w:after="60" w:line="264" w:lineRule="auto"/>
+            </w:pPr>
+            <w:r/>
+            <w:r>
+              <w:rPr>
+                <w:b w:val="0"/>
+                <w:i w:val="0"/>
+                <w:sz w:val="14"/>
+              </w:rPr>
+              <w:t>camera</w:t>
+            </w:r>
+          </w:p>
+        </w:tc>
+        <w:tc>
+          <w:tcPr>
+            <w:tcW w:type="dxa" w:w="720"/>
+          </w:tcPr>
+          <w:p>
+            <w:pPr>
+              <w:spacing w:before="60" w:after="60" w:line="264" w:lineRule="auto"/>
+            </w:pPr>
+            <w:r/>
+            <w:r>
+              <w:rPr>
+                <w:b w:val="0"/>
+                <w:i w:val="0"/>
+                <w:sz w:val="14"/>
+              </w:rPr>
+              <w:t>0</w:t>
+            </w:r>
+          </w:p>
+        </w:tc>
+      </w:tr>
+      <w:tr>
+        <w:tc>
+          <w:tcPr>
+            <w:tcW w:type="dxa" w:w="1152"/>
+          </w:tcPr>
+          <w:p>
+            <w:pPr>
+              <w:spacing w:before="60" w:after="60" w:line="264" w:lineRule="auto"/>
+            </w:pPr>
+            <w:r/>
+            <w:r>
+              <w:rPr>
+                <w:b w:val="0"/>
+                <w:i w:val="0"/>
+                <w:sz w:val="14"/>
+              </w:rPr>
+              <w:t>V11-O04</w:t>
+            </w:r>
+          </w:p>
+        </w:tc>
+        <w:tc>
+          <w:tcPr>
+            <w:tcW w:type="dxa" w:w="1296"/>
+          </w:tcPr>
+          <w:p>
+            <w:pPr>
+              <w:spacing w:before="60" w:after="60" w:line="264" w:lineRule="auto"/>
+            </w:pPr>
+            <w:r/>
+            <w:r>
+              <w:rPr>
+                <w:b w:val="0"/>
+                <w:i w:val="0"/>
+                <w:sz w:val="14"/>
+              </w:rPr>
+              <w:t>CAMERA</w:t>
+            </w:r>
+          </w:p>
+        </w:tc>
+        <w:tc>
+          <w:tcPr>
+            <w:tcW w:type="dxa" w:w="2448"/>
+          </w:tcPr>
+          <w:p>
+            <w:pPr>
+              <w:spacing w:before="60" w:after="60" w:line="264" w:lineRule="auto"/>
+            </w:pPr>
+            <w:r/>
+            <w:r>
+              <w:rPr>
+                <w:b w:val="0"/>
+                <w:i w:val="0"/>
+                <w:sz w:val="14"/>
+              </w:rPr>
+              <w:t>1 HOOK</w:t>
+            </w:r>
+          </w:p>
+        </w:tc>
+        <w:tc>
+          <w:tcPr>
+            <w:tcW w:type="dxa" w:w="1152"/>
+          </w:tcPr>
+          <w:p>
+            <w:pPr>
+              <w:spacing w:before="60" w:after="60" w:line="264" w:lineRule="auto"/>
+            </w:pPr>
+            <w:r/>
+            <w:r>
+              <w:rPr>
+                <w:b w:val="0"/>
+                <w:i w:val="0"/>
+                <w:sz w:val="14"/>
+              </w:rPr>
+              <w:t>2</w:t>
+            </w:r>
+          </w:p>
+        </w:tc>
+        <w:tc>
+          <w:tcPr>
+            <w:tcW w:type="dxa" w:w="2880"/>
+          </w:tcPr>
+          <w:p>
+            <w:pPr>
+              <w:spacing w:before="60" w:after="60" w:line="264" w:lineRule="auto"/>
+            </w:pPr>
+            <w:r/>
+            <w:r>
+              <w:rPr>
+                <w:b w:val="0"/>
+                <w:i w:val="0"/>
+                <w:sz w:val="14"/>
+              </w:rPr>
+              <w:t>camera</w:t>
+            </w:r>
+          </w:p>
+        </w:tc>
+        <w:tc>
+          <w:tcPr>
+            <w:tcW w:type="dxa" w:w="720"/>
+          </w:tcPr>
+          <w:p>
+            <w:pPr>
+              <w:spacing w:before="60" w:after="60" w:line="264" w:lineRule="auto"/>
+            </w:pPr>
+            <w:r/>
+            <w:r>
+              <w:rPr>
+                <w:b w:val="0"/>
+                <w:i w:val="0"/>
+                <w:sz w:val="14"/>
+              </w:rPr>
+              <w:t>0</w:t>
+            </w:r>
+          </w:p>
+        </w:tc>
+      </w:tr>
+      <w:tr>
+        <w:tc>
+          <w:tcPr>
+            <w:tcW w:type="dxa" w:w="1152"/>
+          </w:tcPr>
+          <w:p>
+            <w:pPr>
+              <w:spacing w:before="60" w:after="60" w:line="264" w:lineRule="auto"/>
+            </w:pPr>
+            <w:r/>
+            <w:r>
+              <w:rPr>
+                <w:b w:val="0"/>
+                <w:i w:val="0"/>
+                <w:sz w:val="14"/>
+              </w:rPr>
+              <w:t>V11-O05</w:t>
+            </w:r>
+          </w:p>
+        </w:tc>
+        <w:tc>
+          <w:tcPr>
+            <w:tcW w:type="dxa" w:w="1296"/>
+          </w:tcPr>
+          <w:p>
+            <w:pPr>
+              <w:spacing w:before="60" w:after="60" w:line="264" w:lineRule="auto"/>
+            </w:pPr>
+            <w:r/>
+            <w:r>
+              <w:rPr>
+                <w:b w:val="0"/>
+                <w:i w:val="0"/>
+                <w:sz w:val="14"/>
+              </w:rPr>
+              <w:t>FULL SCREEN</w:t>
+            </w:r>
+          </w:p>
+        </w:tc>
+        <w:tc>
+          <w:tcPr>
+            <w:tcW w:type="dxa" w:w="2448"/>
+          </w:tcPr>
+          <w:p>
+            <w:pPr>
+              <w:spacing w:before="60" w:after="60" w:line="264" w:lineRule="auto"/>
+            </w:pPr>
+            <w:r/>
+            <w:r>
+              <w:rPr>
+                <w:b w:val="0"/>
+                <w:i w:val="0"/>
+                <w:sz w:val="14"/>
+              </w:rPr>
+              <w:t>1 HOOK</w:t>
+            </w:r>
+          </w:p>
+        </w:tc>
+        <w:tc>
+          <w:tcPr>
+            <w:tcW w:type="dxa" w:w="1152"/>
+          </w:tcPr>
+          <w:p>
+            <w:pPr>
+              <w:spacing w:before="60" w:after="60" w:line="264" w:lineRule="auto"/>
+            </w:pPr>
+            <w:r/>
+            <w:r>
+              <w:rPr>
+                <w:b w:val="0"/>
+                <w:i w:val="0"/>
+                <w:sz w:val="14"/>
+              </w:rPr>
+              <w:t>3</w:t>
+            </w:r>
+          </w:p>
+        </w:tc>
+        <w:tc>
+          <w:tcPr>
+            <w:tcW w:type="dxa" w:w="2880"/>
+          </w:tcPr>
+          <w:p>
+            <w:pPr>
+              <w:spacing w:before="60" w:after="60" w:line="264" w:lineRule="auto"/>
+            </w:pPr>
+            <w:r/>
+            <w:r>
+              <w:rPr>
+                <w:b w:val="0"/>
+                <w:i w:val="0"/>
+                <w:sz w:val="14"/>
+              </w:rPr>
+              <w:t>NEW_V11_FS_01_FOUR_QUESTIONS</w:t>
+            </w:r>
+          </w:p>
+        </w:tc>
+        <w:tc>
+          <w:tcPr>
+            <w:tcW w:type="dxa" w:w="720"/>
+          </w:tcPr>
+          <w:p>
+            <w:pPr>
+              <w:spacing w:before="60" w:after="60" w:line="264" w:lineRule="auto"/>
+            </w:pPr>
+            <w:r/>
+            <w:r>
+              <w:rPr>
+                <w:b w:val="0"/>
+                <w:i w:val="0"/>
+                <w:sz w:val="14"/>
+              </w:rPr>
+              <w:t>5</w:t>
+            </w:r>
+          </w:p>
+        </w:tc>
+      </w:tr>
+      <w:tr>
+        <w:tc>
+          <w:tcPr>
+            <w:tcW w:type="dxa" w:w="1152"/>
+          </w:tcPr>
+          <w:p>
+            <w:pPr>
+              <w:spacing w:before="60" w:after="60" w:line="264" w:lineRule="auto"/>
+            </w:pPr>
+            <w:r/>
+            <w:r>
+              <w:rPr>
+                <w:b w:val="0"/>
+                <w:i w:val="0"/>
+                <w:sz w:val="14"/>
+              </w:rPr>
+              <w:t>V11-C09</w:t>
+            </w:r>
+          </w:p>
+        </w:tc>
+        <w:tc>
+          <w:tcPr>
+            <w:tcW w:type="dxa" w:w="1296"/>
+          </w:tcPr>
+          <w:p>
+            <w:pPr>
+              <w:spacing w:before="60" w:after="60" w:line="264" w:lineRule="auto"/>
+            </w:pPr>
+            <w:r/>
+            <w:r>
+              <w:rPr>
+                <w:b w:val="0"/>
+                <w:i w:val="0"/>
+                <w:sz w:val="14"/>
+              </w:rPr>
+              <w:t>FULL SCREEN</w:t>
+            </w:r>
+          </w:p>
+        </w:tc>
+        <w:tc>
+          <w:tcPr>
+            <w:tcW w:type="dxa" w:w="2448"/>
+          </w:tcPr>
+          <w:p>
+            <w:pPr>
+              <w:spacing w:before="60" w:after="60" w:line="264" w:lineRule="auto"/>
+            </w:pPr>
+            <w:r/>
+            <w:r>
+              <w:rPr>
+                <w:b w:val="0"/>
+                <w:i w:val="0"/>
+                <w:sz w:val="14"/>
+              </w:rPr>
+              <w:t>4 1 | EXPECTED</w:t>
+            </w:r>
+          </w:p>
+        </w:tc>
+        <w:tc>
+          <w:tcPr>
+            <w:tcW w:type="dxa" w:w="1152"/>
+          </w:tcPr>
+          <w:p>
+            <w:pPr>
+              <w:spacing w:before="60" w:after="60" w:line="264" w:lineRule="auto"/>
+            </w:pPr>
+            <w:r/>
+            <w:r>
+              <w:rPr>
+                <w:b w:val="0"/>
+                <w:i w:val="0"/>
+                <w:sz w:val="14"/>
+              </w:rPr>
+              <w:t>2</w:t>
+            </w:r>
+          </w:p>
+        </w:tc>
+        <w:tc>
+          <w:tcPr>
+            <w:tcW w:type="dxa" w:w="2880"/>
+          </w:tcPr>
+          <w:p>
+            <w:pPr>
+              <w:spacing w:before="60" w:after="60" w:line="264" w:lineRule="auto"/>
+            </w:pPr>
+            <w:r/>
+            <w:r>
+              <w:rPr>
+                <w:b w:val="0"/>
+                <w:i w:val="0"/>
+                <w:sz w:val="14"/>
+              </w:rPr>
+              <w:t>NEW_V11_FS_02_WRITE_IT_DOWN</w:t>
+            </w:r>
+          </w:p>
+        </w:tc>
+        <w:tc>
+          <w:tcPr>
+            <w:tcW w:type="dxa" w:w="720"/>
+          </w:tcPr>
+          <w:p>
+            <w:pPr>
+              <w:spacing w:before="60" w:after="60" w:line="264" w:lineRule="auto"/>
+            </w:pPr>
+            <w:r/>
+            <w:r>
+              <w:rPr>
+                <w:b w:val="0"/>
+                <w:i w:val="0"/>
+                <w:sz w:val="14"/>
+              </w:rPr>
+              <w:t>1</w:t>
+            </w:r>
+          </w:p>
+        </w:tc>
+      </w:tr>
+      <w:tr>
+        <w:tc>
+          <w:tcPr>
+            <w:tcW w:type="dxa" w:w="1152"/>
+          </w:tcPr>
+          <w:p>
+            <w:pPr>
+              <w:spacing w:before="60" w:after="60" w:line="264" w:lineRule="auto"/>
+            </w:pPr>
+            <w:r/>
+            <w:r>
+              <w:rPr>
+                <w:b w:val="0"/>
+                <w:i w:val="0"/>
+                <w:sz w:val="14"/>
+              </w:rPr>
+              <w:t>V11-C10</w:t>
+            </w:r>
+          </w:p>
+        </w:tc>
+        <w:tc>
+          <w:tcPr>
+            <w:tcW w:type="dxa" w:w="1296"/>
+          </w:tcPr>
+          <w:p>
+            <w:pPr>
+              <w:spacing w:before="60" w:after="60" w:line="264" w:lineRule="auto"/>
+            </w:pPr>
+            <w:r/>
+            <w:r>
+              <w:rPr>
+                <w:b w:val="0"/>
+                <w:i w:val="0"/>
+                <w:sz w:val="14"/>
+              </w:rPr>
+              <w:t>FULL SCREEN</w:t>
+            </w:r>
+          </w:p>
+        </w:tc>
+        <w:tc>
+          <w:tcPr>
+            <w:tcW w:type="dxa" w:w="2448"/>
+          </w:tcPr>
+          <w:p>
+            <w:pPr>
+              <w:spacing w:before="60" w:after="60" w:line="264" w:lineRule="auto"/>
+            </w:pPr>
+            <w:r/>
+            <w:r>
+              <w:rPr>
+                <w:b w:val="0"/>
+                <w:i w:val="0"/>
+                <w:sz w:val="14"/>
+              </w:rPr>
+              <w:t>5 2 | ACTUAL</w:t>
+            </w:r>
+          </w:p>
+        </w:tc>
+        <w:tc>
+          <w:tcPr>
+            <w:tcW w:type="dxa" w:w="1152"/>
+          </w:tcPr>
+          <w:p>
+            <w:pPr>
+              <w:spacing w:before="60" w:after="60" w:line="264" w:lineRule="auto"/>
+            </w:pPr>
+            <w:r/>
+            <w:r>
+              <w:rPr>
+                <w:b w:val="0"/>
+                <w:i w:val="0"/>
+                <w:sz w:val="14"/>
+              </w:rPr>
+              <w:t>4</w:t>
+            </w:r>
+          </w:p>
+        </w:tc>
+        <w:tc>
+          <w:tcPr>
+            <w:tcW w:type="dxa" w:w="2880"/>
+          </w:tcPr>
+          <w:p>
+            <w:pPr>
+              <w:spacing w:before="60" w:after="60" w:line="264" w:lineRule="auto"/>
+            </w:pPr>
+            <w:r/>
+            <w:r>
+              <w:rPr>
+                <w:b w:val="0"/>
+                <w:i w:val="0"/>
+                <w:sz w:val="14"/>
+              </w:rPr>
+              <w:t>NEW_V11_FS_03_EXPECTED_VS_ACTUAL</w:t>
+            </w:r>
+          </w:p>
+        </w:tc>
+        <w:tc>
+          <w:tcPr>
+            <w:tcW w:type="dxa" w:w="720"/>
+          </w:tcPr>
+          <w:p>
+            <w:pPr>
+              <w:spacing w:before="60" w:after="60" w:line="264" w:lineRule="auto"/>
+            </w:pPr>
+            <w:r/>
+            <w:r>
+              <w:rPr>
+                <w:b w:val="0"/>
+                <w:i w:val="0"/>
+                <w:sz w:val="14"/>
+              </w:rPr>
+              <w:t>2</w:t>
+            </w:r>
+          </w:p>
+        </w:tc>
+      </w:tr>
+      <w:tr>
+        <w:tc>
+          <w:tcPr>
+            <w:tcW w:type="dxa" w:w="1152"/>
+          </w:tcPr>
+          <w:p>
+            <w:pPr>
+              <w:spacing w:before="60" w:after="60" w:line="264" w:lineRule="auto"/>
+            </w:pPr>
+            <w:r/>
+            <w:r>
+              <w:rPr>
+                <w:b w:val="0"/>
+                <w:i w:val="0"/>
+                <w:sz w:val="14"/>
+              </w:rPr>
+              <w:t>V11-C11</w:t>
+            </w:r>
+          </w:p>
+        </w:tc>
+        <w:tc>
+          <w:tcPr>
+            <w:tcW w:type="dxa" w:w="1296"/>
+          </w:tcPr>
+          <w:p>
+            <w:pPr>
+              <w:spacing w:before="60" w:after="60" w:line="264" w:lineRule="auto"/>
+            </w:pPr>
+            <w:r/>
+            <w:r>
+              <w:rPr>
+                <w:b w:val="0"/>
+                <w:i w:val="0"/>
+                <w:sz w:val="14"/>
+              </w:rPr>
+              <w:t>FULL SCREEN</w:t>
+            </w:r>
+          </w:p>
+        </w:tc>
+        <w:tc>
+          <w:tcPr>
+            <w:tcW w:type="dxa" w:w="2448"/>
+          </w:tcPr>
+          <w:p>
+            <w:pPr>
+              <w:spacing w:before="60" w:after="60" w:line="264" w:lineRule="auto"/>
+            </w:pPr>
+            <w:r/>
+            <w:r>
+              <w:rPr>
+                <w:b w:val="0"/>
+                <w:i w:val="0"/>
+                <w:sz w:val="14"/>
+              </w:rPr>
+              <w:t>5 2 | ACTUAL</w:t>
+            </w:r>
+          </w:p>
+        </w:tc>
+        <w:tc>
+          <w:tcPr>
+            <w:tcW w:type="dxa" w:w="1152"/>
+          </w:tcPr>
+          <w:p>
+            <w:pPr>
+              <w:spacing w:before="60" w:after="60" w:line="264" w:lineRule="auto"/>
+            </w:pPr>
+            <w:r/>
+            <w:r>
+              <w:rPr>
+                <w:b w:val="0"/>
+                <w:i w:val="0"/>
+                <w:sz w:val="14"/>
+              </w:rPr>
+              <w:t>5</w:t>
+            </w:r>
+          </w:p>
+        </w:tc>
+        <w:tc>
+          <w:tcPr>
+            <w:tcW w:type="dxa" w:w="2880"/>
+          </w:tcPr>
+          <w:p>
+            <w:pPr>
+              <w:spacing w:before="60" w:after="60" w:line="264" w:lineRule="auto"/>
+            </w:pPr>
+            <w:r/>
+            <w:r>
+              <w:rPr>
+                <w:b w:val="0"/>
+                <w:i w:val="0"/>
+                <w:sz w:val="14"/>
+              </w:rPr>
+              <w:t>NEW_V11_FS_04_THE_REAL_QUESTION</w:t>
+            </w:r>
+          </w:p>
+        </w:tc>
+        <w:tc>
+          <w:tcPr>
+            <w:tcW w:type="dxa" w:w="720"/>
+          </w:tcPr>
+          <w:p>
+            <w:pPr>
+              <w:spacing w:before="60" w:after="60" w:line="264" w:lineRule="auto"/>
+            </w:pPr>
+            <w:r/>
+            <w:r>
+              <w:rPr>
+                <w:b w:val="0"/>
+                <w:i w:val="0"/>
+                <w:sz w:val="14"/>
+              </w:rPr>
+              <w:t>1</w:t>
+            </w:r>
+          </w:p>
+        </w:tc>
+      </w:tr>
+      <w:tr>
+        <w:tc>
+          <w:tcPr>
+            <w:tcW w:type="dxa" w:w="1152"/>
+          </w:tcPr>
+          <w:p>
+            <w:pPr>
+              <w:spacing w:before="60" w:after="60" w:line="264" w:lineRule="auto"/>
+            </w:pPr>
+            <w:r/>
+            <w:r>
+              <w:rPr>
+                <w:b w:val="0"/>
+                <w:i w:val="0"/>
+                <w:sz w:val="14"/>
+              </w:rPr>
+              <w:t>V11-C12</w:t>
+            </w:r>
+          </w:p>
+        </w:tc>
+        <w:tc>
+          <w:tcPr>
+            <w:tcW w:type="dxa" w:w="1296"/>
+          </w:tcPr>
+          <w:p>
+            <w:pPr>
+              <w:spacing w:before="60" w:after="60" w:line="264" w:lineRule="auto"/>
+            </w:pPr>
+            <w:r/>
+            <w:r>
+              <w:rPr>
+                <w:b w:val="0"/>
+                <w:i w:val="0"/>
+                <w:sz w:val="14"/>
+              </w:rPr>
+              <w:t>FULL SCREEN</w:t>
+            </w:r>
+          </w:p>
+        </w:tc>
+        <w:tc>
+          <w:tcPr>
+            <w:tcW w:type="dxa" w:w="2448"/>
+          </w:tcPr>
+          <w:p>
+            <w:pPr>
+              <w:spacing w:before="60" w:after="60" w:line="264" w:lineRule="auto"/>
+            </w:pPr>
+            <w:r/>
+            <w:r>
+              <w:rPr>
+                <w:b w:val="0"/>
+                <w:i w:val="0"/>
+                <w:sz w:val="14"/>
+              </w:rPr>
+              <w:t>6 3 | COST</w:t>
+            </w:r>
+          </w:p>
+        </w:tc>
+        <w:tc>
+          <w:tcPr>
+            <w:tcW w:type="dxa" w:w="1152"/>
+          </w:tcPr>
+          <w:p>
+            <w:pPr>
+              <w:spacing w:before="60" w:after="60" w:line="264" w:lineRule="auto"/>
+            </w:pPr>
+            <w:r/>
+            <w:r>
+              <w:rPr>
+                <w:b w:val="0"/>
+                <w:i w:val="0"/>
+                <w:sz w:val="14"/>
+              </w:rPr>
+              <w:t>2</w:t>
+            </w:r>
+          </w:p>
+        </w:tc>
+        <w:tc>
+          <w:tcPr>
+            <w:tcW w:type="dxa" w:w="2880"/>
+          </w:tcPr>
+          <w:p>
+            <w:pPr>
+              <w:spacing w:before="60" w:after="60" w:line="264" w:lineRule="auto"/>
+            </w:pPr>
+            <w:r/>
+            <w:r>
+              <w:rPr>
+                <w:b w:val="0"/>
+                <w:i w:val="0"/>
+                <w:sz w:val="14"/>
+              </w:rPr>
+              <w:t>NEW_V11_FS_05_TEMPORARY_OR_NOT</w:t>
+            </w:r>
+          </w:p>
+        </w:tc>
+        <w:tc>
+          <w:tcPr>
+            <w:tcW w:type="dxa" w:w="720"/>
+          </w:tcPr>
+          <w:p>
+            <w:pPr>
+              <w:spacing w:before="60" w:after="60" w:line="264" w:lineRule="auto"/>
+            </w:pPr>
+            <w:r/>
+            <w:r>
+              <w:rPr>
+                <w:b w:val="0"/>
+                <w:i w:val="0"/>
+                <w:sz w:val="14"/>
+              </w:rPr>
+              <w:t>1</w:t>
+            </w:r>
+          </w:p>
+        </w:tc>
+      </w:tr>
+      <w:tr>
+        <w:tc>
+          <w:tcPr>
+            <w:tcW w:type="dxa" w:w="1152"/>
+          </w:tcPr>
+          <w:p>
+            <w:pPr>
+              <w:spacing w:before="60" w:after="60" w:line="264" w:lineRule="auto"/>
+            </w:pPr>
+            <w:r/>
+            <w:r>
+              <w:rPr>
+                <w:b w:val="0"/>
+                <w:i w:val="0"/>
+                <w:sz w:val="14"/>
+              </w:rPr>
+              <w:t>V11-T03</w:t>
+            </w:r>
+          </w:p>
+        </w:tc>
+        <w:tc>
+          <w:tcPr>
+            <w:tcW w:type="dxa" w:w="1296"/>
+          </w:tcPr>
+          <w:p>
+            <w:pPr>
+              <w:spacing w:before="60" w:after="60" w:line="264" w:lineRule="auto"/>
+            </w:pPr>
+            <w:r/>
+            <w:r>
+              <w:rPr>
+                <w:b w:val="0"/>
+                <w:i w:val="0"/>
+                <w:sz w:val="14"/>
+              </w:rPr>
+              <w:t>FULL SCREEN</w:t>
+            </w:r>
+          </w:p>
+        </w:tc>
+        <w:tc>
+          <w:tcPr>
+            <w:tcW w:type="dxa" w:w="2448"/>
+          </w:tcPr>
+          <w:p>
+            <w:pPr>
+              <w:spacing w:before="60" w:after="60" w:line="264" w:lineRule="auto"/>
+            </w:pPr>
+            <w:r/>
+            <w:r>
+              <w:rPr>
+                <w:b w:val="0"/>
+                <w:i w:val="0"/>
+                <w:sz w:val="14"/>
+              </w:rPr>
+              <w:t>7 THE FOUR COST LENSES</w:t>
+            </w:r>
+          </w:p>
+        </w:tc>
+        <w:tc>
+          <w:tcPr>
+            <w:tcW w:type="dxa" w:w="1152"/>
+          </w:tcPr>
+          <w:p>
+            <w:pPr>
+              <w:spacing w:before="60" w:after="60" w:line="264" w:lineRule="auto"/>
+            </w:pPr>
+            <w:r/>
+            <w:r>
+              <w:rPr>
+                <w:b w:val="0"/>
+                <w:i w:val="0"/>
+                <w:sz w:val="14"/>
+              </w:rPr>
+              <w:t>1 to 2</w:t>
+            </w:r>
+          </w:p>
+        </w:tc>
+        <w:tc>
+          <w:tcPr>
+            <w:tcW w:type="dxa" w:w="2880"/>
+          </w:tcPr>
+          <w:p>
+            <w:pPr>
+              <w:spacing w:before="60" w:after="60" w:line="264" w:lineRule="auto"/>
+            </w:pPr>
+            <w:r/>
+            <w:r>
+              <w:rPr>
+                <w:b w:val="0"/>
+                <w:i w:val="0"/>
+                <w:sz w:val="14"/>
+              </w:rPr>
+              <w:t>NEW_V11_FS_06_FOUR_COST_LENSES</w:t>
+            </w:r>
+          </w:p>
+        </w:tc>
+        <w:tc>
+          <w:tcPr>
+            <w:tcW w:type="dxa" w:w="720"/>
+          </w:tcPr>
+          <w:p>
+            <w:pPr>
+              <w:spacing w:before="60" w:after="60" w:line="264" w:lineRule="auto"/>
+            </w:pPr>
+            <w:r/>
+            <w:r>
+              <w:rPr>
+                <w:b w:val="0"/>
+                <w:i w:val="0"/>
+                <w:sz w:val="14"/>
+              </w:rPr>
+              <w:t>5</w:t>
+            </w:r>
+          </w:p>
+        </w:tc>
+      </w:tr>
+      <w:tr>
+        <w:tc>
+          <w:tcPr>
+            <w:tcW w:type="dxa" w:w="1152"/>
+          </w:tcPr>
+          <w:p>
+            <w:pPr>
+              <w:spacing w:before="60" w:after="60" w:line="264" w:lineRule="auto"/>
+            </w:pPr>
+            <w:r/>
+            <w:r>
+              <w:rPr>
+                <w:b w:val="0"/>
+                <w:i w:val="0"/>
+                <w:sz w:val="14"/>
+              </w:rPr>
+              <w:t>V11-C13</w:t>
+            </w:r>
+          </w:p>
+        </w:tc>
+        <w:tc>
+          <w:tcPr>
+            <w:tcW w:type="dxa" w:w="1296"/>
+          </w:tcPr>
+          <w:p>
+            <w:pPr>
+              <w:spacing w:before="60" w:after="60" w:line="264" w:lineRule="auto"/>
+            </w:pPr>
+            <w:r/>
+            <w:r>
+              <w:rPr>
+                <w:b w:val="0"/>
+                <w:i w:val="0"/>
+                <w:sz w:val="14"/>
+              </w:rPr>
+              <w:t>FULL SCREEN</w:t>
+            </w:r>
+          </w:p>
+        </w:tc>
+        <w:tc>
+          <w:tcPr>
+            <w:tcW w:type="dxa" w:w="2448"/>
+          </w:tcPr>
+          <w:p>
+            <w:pPr>
+              <w:spacing w:before="60" w:after="60" w:line="264" w:lineRule="auto"/>
+            </w:pPr>
+            <w:r/>
+            <w:r>
+              <w:rPr>
+                <w:b w:val="0"/>
+                <w:i w:val="0"/>
+                <w:sz w:val="14"/>
+              </w:rPr>
+              <w:t>8 4 | CHOICE</w:t>
+            </w:r>
+          </w:p>
+        </w:tc>
+        <w:tc>
+          <w:tcPr>
+            <w:tcW w:type="dxa" w:w="1152"/>
+          </w:tcPr>
+          <w:p>
+            <w:pPr>
+              <w:spacing w:before="60" w:after="60" w:line="264" w:lineRule="auto"/>
+            </w:pPr>
+            <w:r/>
+            <w:r>
+              <w:rPr>
+                <w:b w:val="0"/>
+                <w:i w:val="0"/>
+                <w:sz w:val="14"/>
+              </w:rPr>
+              <w:t>2</w:t>
+            </w:r>
+          </w:p>
+        </w:tc>
+        <w:tc>
+          <w:tcPr>
+            <w:tcW w:type="dxa" w:w="2880"/>
+          </w:tcPr>
+          <w:p>
+            <w:pPr>
+              <w:spacing w:before="60" w:after="60" w:line="264" w:lineRule="auto"/>
+            </w:pPr>
+            <w:r/>
+            <w:r>
+              <w:rPr>
+                <w:b w:val="0"/>
+                <w:i w:val="0"/>
+                <w:sz w:val="14"/>
+              </w:rPr>
+              <w:t>NEW_V11_FS_07_CLARIFICATION_SCRIPT</w:t>
+            </w:r>
+          </w:p>
+        </w:tc>
+        <w:tc>
+          <w:tcPr>
+            <w:tcW w:type="dxa" w:w="720"/>
+          </w:tcPr>
+          <w:p>
+            <w:pPr>
+              <w:spacing w:before="60" w:after="60" w:line="264" w:lineRule="auto"/>
+            </w:pPr>
+            <w:r/>
+            <w:r>
+              <w:rPr>
+                <w:b w:val="0"/>
+                <w:i w:val="0"/>
+                <w:sz w:val="14"/>
+              </w:rPr>
+              <w:t>1</w:t>
+            </w:r>
+          </w:p>
+        </w:tc>
+      </w:tr>
+      <w:tr>
+        <w:tc>
+          <w:tcPr>
+            <w:tcW w:type="dxa" w:w="1152"/>
+          </w:tcPr>
+          <w:p>
+            <w:pPr>
+              <w:spacing w:before="60" w:after="60" w:line="264" w:lineRule="auto"/>
+            </w:pPr>
+            <w:r/>
+            <w:r>
+              <w:rPr>
+                <w:b w:val="0"/>
+                <w:i w:val="0"/>
+                <w:sz w:val="14"/>
+              </w:rPr>
+              <w:t>V11-C14</w:t>
+            </w:r>
+          </w:p>
+        </w:tc>
+        <w:tc>
+          <w:tcPr>
+            <w:tcW w:type="dxa" w:w="1296"/>
+          </w:tcPr>
+          <w:p>
+            <w:pPr>
+              <w:spacing w:before="60" w:after="60" w:line="264" w:lineRule="auto"/>
+            </w:pPr>
+            <w:r/>
+            <w:r>
+              <w:rPr>
+                <w:b w:val="0"/>
+                <w:i w:val="0"/>
+                <w:sz w:val="14"/>
+              </w:rPr>
+              <w:t>FULL SCREEN</w:t>
+            </w:r>
+          </w:p>
+        </w:tc>
+        <w:tc>
+          <w:tcPr>
+            <w:tcW w:type="dxa" w:w="2448"/>
+          </w:tcPr>
+          <w:p>
+            <w:pPr>
+              <w:spacing w:before="60" w:after="60" w:line="264" w:lineRule="auto"/>
+            </w:pPr>
+            <w:r/>
+            <w:r>
+              <w:rPr>
+                <w:b w:val="0"/>
+                <w:i w:val="0"/>
+                <w:sz w:val="14"/>
+              </w:rPr>
+              <w:t>9 WHAT NOT TO DO</w:t>
+            </w:r>
+          </w:p>
+        </w:tc>
+        <w:tc>
+          <w:tcPr>
+            <w:tcW w:type="dxa" w:w="1152"/>
+          </w:tcPr>
+          <w:p>
+            <w:pPr>
+              <w:spacing w:before="60" w:after="60" w:line="264" w:lineRule="auto"/>
+            </w:pPr>
+            <w:r/>
+            <w:r>
+              <w:rPr>
+                <w:b w:val="0"/>
+                <w:i w:val="0"/>
+                <w:sz w:val="14"/>
+              </w:rPr>
+              <w:t>1</w:t>
+            </w:r>
+          </w:p>
+        </w:tc>
+        <w:tc>
+          <w:tcPr>
+            <w:tcW w:type="dxa" w:w="2880"/>
+          </w:tcPr>
+          <w:p>
+            <w:pPr>
+              <w:spacing w:before="60" w:after="60" w:line="264" w:lineRule="auto"/>
+            </w:pPr>
+            <w:r/>
+            <w:r>
+              <w:rPr>
+                <w:b w:val="0"/>
+                <w:i w:val="0"/>
+                <w:sz w:val="14"/>
+              </w:rPr>
+              <w:t>NEW_V11_FS_08_TWO_EXTREMES</w:t>
+            </w:r>
+          </w:p>
+        </w:tc>
+        <w:tc>
+          <w:tcPr>
+            <w:tcW w:type="dxa" w:w="720"/>
+          </w:tcPr>
+          <w:p>
+            <w:pPr>
+              <w:spacing w:before="60" w:after="60" w:line="264" w:lineRule="auto"/>
+            </w:pPr>
+            <w:r/>
+            <w:r>
+              <w:rPr>
+                <w:b w:val="0"/>
+                <w:i w:val="0"/>
+                <w:sz w:val="14"/>
+              </w:rPr>
+              <w:t>1</w:t>
+            </w:r>
+          </w:p>
+        </w:tc>
+      </w:tr>
+      <w:tr>
+        <w:tc>
+          <w:tcPr>
+            <w:tcW w:type="dxa" w:w="1152"/>
+          </w:tcPr>
+          <w:p>
+            <w:pPr>
+              <w:spacing w:before="60" w:after="60" w:line="264" w:lineRule="auto"/>
+            </w:pPr>
+            <w:r/>
+            <w:r>
+              <w:rPr>
+                <w:b w:val="0"/>
+                <w:i w:val="0"/>
+                <w:sz w:val="14"/>
+              </w:rPr>
+              <w:t>V11-T05A</w:t>
+            </w:r>
+          </w:p>
+        </w:tc>
+        <w:tc>
+          <w:tcPr>
+            <w:tcW w:type="dxa" w:w="1296"/>
+          </w:tcPr>
+          <w:p>
+            <w:pPr>
+              <w:spacing w:before="60" w:after="60" w:line="264" w:lineRule="auto"/>
+            </w:pPr>
+            <w:r/>
+            <w:r>
+              <w:rPr>
+                <w:b w:val="0"/>
+                <w:i w:val="0"/>
+                <w:sz w:val="14"/>
+              </w:rPr>
+              <w:t>FULL SCREEN</w:t>
+            </w:r>
+          </w:p>
+        </w:tc>
+        <w:tc>
+          <w:tcPr>
+            <w:tcW w:type="dxa" w:w="2448"/>
+          </w:tcPr>
+          <w:p>
+            <w:pPr>
+              <w:spacing w:before="60" w:after="60" w:line="264" w:lineRule="auto"/>
+            </w:pPr>
+            <w:r/>
+            <w:r>
+              <w:rPr>
+                <w:b w:val="0"/>
+                <w:i w:val="0"/>
+                <w:sz w:val="14"/>
+              </w:rPr>
+              <w:t>10 THE ROLE-DRIFT READ</w:t>
+            </w:r>
+          </w:p>
+        </w:tc>
+        <w:tc>
+          <w:tcPr>
+            <w:tcW w:type="dxa" w:w="1152"/>
+          </w:tcPr>
+          <w:p>
+            <w:pPr>
+              <w:spacing w:before="60" w:after="60" w:line="264" w:lineRule="auto"/>
+            </w:pPr>
+            <w:r/>
+            <w:r>
+              <w:rPr>
+                <w:b w:val="0"/>
+                <w:i w:val="0"/>
+                <w:sz w:val="14"/>
+              </w:rPr>
+              <w:t>1 to 2</w:t>
+            </w:r>
+          </w:p>
+        </w:tc>
+        <w:tc>
+          <w:tcPr>
+            <w:tcW w:type="dxa" w:w="2880"/>
+          </w:tcPr>
+          <w:p>
+            <w:pPr>
+              <w:spacing w:before="60" w:after="60" w:line="264" w:lineRule="auto"/>
+            </w:pPr>
+            <w:r/>
+            <w:r>
+              <w:rPr>
+                <w:b w:val="0"/>
+                <w:i w:val="0"/>
+                <w:sz w:val="14"/>
+              </w:rPr>
+              <w:t>NEW_V11_FS_09_THE_ROLE_DRIFT_READ</w:t>
+            </w:r>
+          </w:p>
+        </w:tc>
+        <w:tc>
+          <w:tcPr>
+            <w:tcW w:type="dxa" w:w="720"/>
+          </w:tcPr>
+          <w:p>
+            <w:pPr>
+              <w:spacing w:before="60" w:after="60" w:line="264" w:lineRule="auto"/>
+            </w:pPr>
+            <w:r/>
+            <w:r>
+              <w:rPr>
+                <w:b w:val="0"/>
+                <w:i w:val="0"/>
+                <w:sz w:val="14"/>
+              </w:rPr>
+              <w:t>5</w:t>
+            </w:r>
+          </w:p>
+        </w:tc>
+      </w:tr>
+      <w:tr>
+        <w:tc>
+          <w:tcPr>
+            <w:tcW w:type="dxa" w:w="1152"/>
+          </w:tcPr>
+          <w:p>
+            <w:pPr>
+              <w:spacing w:before="60" w:after="60" w:line="264" w:lineRule="auto"/>
+            </w:pPr>
+            <w:r/>
+            <w:r>
+              <w:rPr>
+                <w:b w:val="0"/>
+                <w:i w:val="0"/>
+                <w:sz w:val="14"/>
+              </w:rPr>
+              <w:t>V11-C15</w:t>
+            </w:r>
+          </w:p>
+        </w:tc>
+        <w:tc>
+          <w:tcPr>
+            <w:tcW w:type="dxa" w:w="1296"/>
+          </w:tcPr>
+          <w:p>
+            <w:pPr>
+              <w:spacing w:before="60" w:after="60" w:line="264" w:lineRule="auto"/>
+            </w:pPr>
+            <w:r/>
+            <w:r>
+              <w:rPr>
+                <w:b w:val="0"/>
+                <w:i w:val="0"/>
+                <w:sz w:val="14"/>
+              </w:rPr>
+              <w:t>FULL SCREEN</w:t>
+            </w:r>
+          </w:p>
+        </w:tc>
+        <w:tc>
+          <w:tcPr>
+            <w:tcW w:type="dxa" w:w="2448"/>
+          </w:tcPr>
+          <w:p>
+            <w:pPr>
+              <w:spacing w:before="60" w:after="60" w:line="264" w:lineRule="auto"/>
+            </w:pPr>
+            <w:r/>
+            <w:r>
+              <w:rPr>
+                <w:b w:val="0"/>
+                <w:i w:val="0"/>
+                <w:sz w:val="14"/>
+              </w:rPr>
+              <w:t>11 THE BOUNDARY</w:t>
+            </w:r>
+          </w:p>
+        </w:tc>
+        <w:tc>
+          <w:tcPr>
+            <w:tcW w:type="dxa" w:w="1152"/>
+          </w:tcPr>
+          <w:p>
+            <w:pPr>
+              <w:spacing w:before="60" w:after="60" w:line="264" w:lineRule="auto"/>
+            </w:pPr>
+            <w:r/>
+            <w:r>
+              <w:rPr>
+                <w:b w:val="0"/>
+                <w:i w:val="0"/>
+                <w:sz w:val="14"/>
+              </w:rPr>
+              <w:t>1</w:t>
+            </w:r>
+          </w:p>
+        </w:tc>
+        <w:tc>
+          <w:tcPr>
+            <w:tcW w:type="dxa" w:w="2880"/>
+          </w:tcPr>
+          <w:p>
+            <w:pPr>
+              <w:spacing w:before="60" w:after="60" w:line="264" w:lineRule="auto"/>
+            </w:pPr>
+            <w:r/>
+            <w:r>
+              <w:rPr>
+                <w:b w:val="0"/>
+                <w:i w:val="0"/>
+                <w:sz w:val="14"/>
+              </w:rPr>
+              <w:t>NEW_V11_FS_10_THE_BOUNDARY</w:t>
+            </w:r>
+          </w:p>
+        </w:tc>
+        <w:tc>
+          <w:tcPr>
+            <w:tcW w:type="dxa" w:w="720"/>
+          </w:tcPr>
+          <w:p>
+            <w:pPr>
+              <w:spacing w:before="60" w:after="60" w:line="264" w:lineRule="auto"/>
+            </w:pPr>
+            <w:r/>
+            <w:r>
+              <w:rPr>
+                <w:b w:val="0"/>
+                <w:i w:val="0"/>
+                <w:sz w:val="14"/>
+              </w:rPr>
+              <w:t>1</w:t>
+            </w:r>
+          </w:p>
+        </w:tc>
+      </w:tr>
+      <w:tr>
+        <w:tc>
+          <w:tcPr>
+            <w:tcW w:type="dxa" w:w="1152"/>
+          </w:tcPr>
+          <w:p>
+            <w:pPr>
+              <w:spacing w:before="60" w:after="60" w:line="264" w:lineRule="auto"/>
+            </w:pPr>
+            <w:r/>
+            <w:r>
+              <w:rPr>
+                <w:b w:val="0"/>
+                <w:i w:val="0"/>
+                <w:sz w:val="14"/>
+              </w:rPr>
+              <w:t>V11-C16</w:t>
+            </w:r>
+          </w:p>
+        </w:tc>
+        <w:tc>
+          <w:tcPr>
+            <w:tcW w:type="dxa" w:w="1296"/>
+          </w:tcPr>
+          <w:p>
+            <w:pPr>
+              <w:spacing w:before="60" w:after="60" w:line="264" w:lineRule="auto"/>
+            </w:pPr>
+            <w:r/>
+            <w:r>
+              <w:rPr>
+                <w:b w:val="0"/>
+                <w:i w:val="0"/>
+                <w:sz w:val="14"/>
+              </w:rPr>
+              <w:t>FULL SCREEN</w:t>
+            </w:r>
+          </w:p>
+        </w:tc>
+        <w:tc>
+          <w:tcPr>
+            <w:tcW w:type="dxa" w:w="2448"/>
+          </w:tcPr>
+          <w:p>
+            <w:pPr>
+              <w:spacing w:before="60" w:after="60" w:line="264" w:lineRule="auto"/>
+            </w:pPr>
+            <w:r/>
+            <w:r>
+              <w:rPr>
+                <w:b w:val="0"/>
+                <w:i w:val="0"/>
+                <w:sz w:val="14"/>
+              </w:rPr>
+              <w:t>11 THE BOUNDARY</w:t>
+            </w:r>
+          </w:p>
+        </w:tc>
+        <w:tc>
+          <w:tcPr>
+            <w:tcW w:type="dxa" w:w="1152"/>
+          </w:tcPr>
+          <w:p>
+            <w:pPr>
+              <w:spacing w:before="60" w:after="60" w:line="264" w:lineRule="auto"/>
+            </w:pPr>
+            <w:r/>
+            <w:r>
+              <w:rPr>
+                <w:b w:val="0"/>
+                <w:i w:val="0"/>
+                <w:sz w:val="14"/>
+              </w:rPr>
+              <w:t>2</w:t>
+            </w:r>
+          </w:p>
+        </w:tc>
+        <w:tc>
+          <w:tcPr>
+            <w:tcW w:type="dxa" w:w="2880"/>
+          </w:tcPr>
+          <w:p>
+            <w:pPr>
+              <w:spacing w:before="60" w:after="60" w:line="264" w:lineRule="auto"/>
+            </w:pPr>
+            <w:r/>
+            <w:r>
+              <w:rPr>
+                <w:b w:val="0"/>
+                <w:i w:val="0"/>
+                <w:sz w:val="14"/>
+              </w:rPr>
+              <w:t>NEW_V11_FS_11_YOUR_CONSTRAINTS</w:t>
+            </w:r>
+          </w:p>
+        </w:tc>
+        <w:tc>
+          <w:tcPr>
+            <w:tcW w:type="dxa" w:w="720"/>
+          </w:tcPr>
+          <w:p>
+            <w:pPr>
+              <w:spacing w:before="60" w:after="60" w:line="264" w:lineRule="auto"/>
+            </w:pPr>
+            <w:r/>
+            <w:r>
+              <w:rPr>
+                <w:b w:val="0"/>
+                <w:i w:val="0"/>
+                <w:sz w:val="14"/>
+              </w:rPr>
+              <w:t>1</w:t>
+            </w:r>
+          </w:p>
+        </w:tc>
+      </w:tr>
+      <w:tr>
+        <w:tc>
+          <w:tcPr>
+            <w:tcW w:type="dxa" w:w="1152"/>
+          </w:tcPr>
+          <w:p>
+            <w:pPr>
+              <w:spacing w:before="60" w:after="60" w:line="264" w:lineRule="auto"/>
+            </w:pPr>
+            <w:r/>
+            <w:r>
+              <w:rPr>
+                <w:b w:val="0"/>
+                <w:i w:val="0"/>
+                <w:sz w:val="14"/>
+              </w:rPr>
+              <w:t>V11-T05B</w:t>
+            </w:r>
+          </w:p>
+        </w:tc>
+        <w:tc>
+          <w:tcPr>
+            <w:tcW w:type="dxa" w:w="1296"/>
+          </w:tcPr>
+          <w:p>
+            <w:pPr>
+              <w:spacing w:before="60" w:after="60" w:line="264" w:lineRule="auto"/>
+            </w:pPr>
+            <w:r/>
+            <w:r>
+              <w:rPr>
+                <w:b w:val="0"/>
+                <w:i w:val="0"/>
+                <w:sz w:val="14"/>
+              </w:rPr>
+              <w:t>FULL SCREEN</w:t>
+            </w:r>
+          </w:p>
+        </w:tc>
+        <w:tc>
+          <w:tcPr>
+            <w:tcW w:type="dxa" w:w="2448"/>
+          </w:tcPr>
+          <w:p>
+            <w:pPr>
+              <w:spacing w:before="60" w:after="60" w:line="264" w:lineRule="auto"/>
+            </w:pPr>
+            <w:r/>
+            <w:r>
+              <w:rPr>
+                <w:b w:val="0"/>
+                <w:i w:val="0"/>
+                <w:sz w:val="14"/>
+              </w:rPr>
+              <w:t>12 TAKEAWAY VALUE</w:t>
+            </w:r>
+          </w:p>
+        </w:tc>
+        <w:tc>
+          <w:tcPr>
+            <w:tcW w:type="dxa" w:w="1152"/>
+          </w:tcPr>
+          <w:p>
+            <w:pPr>
+              <w:spacing w:before="60" w:after="60" w:line="264" w:lineRule="auto"/>
+            </w:pPr>
+            <w:r/>
+            <w:r>
+              <w:rPr>
+                <w:b w:val="0"/>
+                <w:i w:val="0"/>
+                <w:sz w:val="14"/>
+              </w:rPr>
+              <w:t>1</w:t>
+            </w:r>
+          </w:p>
+        </w:tc>
+        <w:tc>
+          <w:tcPr>
+            <w:tcW w:type="dxa" w:w="2880"/>
+          </w:tcPr>
+          <w:p>
+            <w:pPr>
+              <w:spacing w:before="60" w:after="60" w:line="264" w:lineRule="auto"/>
+            </w:pPr>
+            <w:r/>
+            <w:r>
+              <w:rPr>
+                <w:b w:val="0"/>
+                <w:i w:val="0"/>
+                <w:sz w:val="14"/>
+              </w:rPr>
+              <w:t>NEW_V11_FS_00B_COST_AND_NEXT</w:t>
+            </w:r>
+          </w:p>
+        </w:tc>
+        <w:tc>
+          <w:tcPr>
+            <w:tcW w:type="dxa" w:w="720"/>
+          </w:tcPr>
+          <w:p>
+            <w:pPr>
+              <w:spacing w:before="60" w:after="60" w:line="264" w:lineRule="auto"/>
+            </w:pPr>
+            <w:r/>
+            <w:r>
+              <w:rPr>
+                <w:b w:val="0"/>
+                <w:i w:val="0"/>
+                <w:sz w:val="14"/>
+              </w:rPr>
+              <w:t>1</w:t>
+            </w:r>
+          </w:p>
+        </w:tc>
+      </w:tr>
+      <w:tr>
+        <w:tc>
+          <w:tcPr>
+            <w:tcW w:type="dxa" w:w="1152"/>
+          </w:tcPr>
+          <w:p>
+            <w:pPr>
+              <w:spacing w:before="60" w:after="60" w:line="264" w:lineRule="auto"/>
+            </w:pPr>
+            <w:r/>
+            <w:r>
+              <w:rPr>
+                <w:b w:val="0"/>
+                <w:i w:val="0"/>
+                <w:sz w:val="14"/>
+              </w:rPr>
+              <w:t>V11-C17</w:t>
+            </w:r>
+          </w:p>
+        </w:tc>
+        <w:tc>
+          <w:tcPr>
+            <w:tcW w:type="dxa" w:w="1296"/>
+          </w:tcPr>
+          <w:p>
+            <w:pPr>
+              <w:spacing w:before="60" w:after="60" w:line="264" w:lineRule="auto"/>
+            </w:pPr>
+            <w:r/>
+            <w:r>
+              <w:rPr>
+                <w:b w:val="0"/>
+                <w:i w:val="0"/>
+                <w:sz w:val="14"/>
+              </w:rPr>
+              <w:t>FULL SCREEN</w:t>
+            </w:r>
+          </w:p>
+        </w:tc>
+        <w:tc>
+          <w:tcPr>
+            <w:tcW w:type="dxa" w:w="2448"/>
+          </w:tcPr>
+          <w:p>
+            <w:pPr>
+              <w:spacing w:before="60" w:after="60" w:line="264" w:lineRule="auto"/>
+            </w:pPr>
+            <w:r/>
+            <w:r>
+              <w:rPr>
+                <w:b w:val="0"/>
+                <w:i w:val="0"/>
+                <w:sz w:val="14"/>
+              </w:rPr>
+              <w:t>14 CLOSE</w:t>
+            </w:r>
+          </w:p>
+        </w:tc>
+        <w:tc>
+          <w:tcPr>
+            <w:tcW w:type="dxa" w:w="1152"/>
+          </w:tcPr>
+          <w:p>
+            <w:pPr>
+              <w:spacing w:before="60" w:after="60" w:line="264" w:lineRule="auto"/>
+            </w:pPr>
+            <w:r/>
+            <w:r>
+              <w:rPr>
+                <w:b w:val="0"/>
+                <w:i w:val="0"/>
+                <w:sz w:val="14"/>
+              </w:rPr>
+              <w:t>1</w:t>
+            </w:r>
+          </w:p>
+        </w:tc>
+        <w:tc>
+          <w:tcPr>
+            <w:tcW w:type="dxa" w:w="2880"/>
+          </w:tcPr>
+          <w:p>
+            <w:pPr>
+              <w:spacing w:before="60" w:after="60" w:line="264" w:lineRule="auto"/>
+            </w:pPr>
+            <w:r/>
+            <w:r>
+              <w:rPr>
+                <w:b w:val="0"/>
+                <w:i w:val="0"/>
+                <w:sz w:val="14"/>
+              </w:rPr>
+              <w:t>NEW_V11_FS_12_NAME_THE_DIFFERENCE</w:t>
+            </w:r>
+          </w:p>
+        </w:tc>
+        <w:tc>
+          <w:tcPr>
+            <w:tcW w:type="dxa" w:w="720"/>
+          </w:tcPr>
+          <w:p>
+            <w:pPr>
+              <w:spacing w:before="60" w:after="60" w:line="264" w:lineRule="auto"/>
+            </w:pPr>
+            <w:r/>
+            <w:r>
+              <w:rPr>
+                <w:b w:val="0"/>
+                <w:i w:val="0"/>
+                <w:sz w:val="14"/>
+              </w:rPr>
+              <w:t>1</w:t>
+            </w:r>
+          </w:p>
+        </w:tc>
+      </w:tr>
+      <w:tr>
+        <w:tc>
+          <w:tcPr>
+            <w:tcW w:type="dxa" w:w="1152"/>
+          </w:tcPr>
+          <w:p>
+            <w:pPr>
+              <w:spacing w:before="60" w:after="60" w:line="264" w:lineRule="auto"/>
+            </w:pPr>
+            <w:r/>
+            <w:r>
+              <w:rPr>
+                <w:b w:val="0"/>
+                <w:i w:val="0"/>
+                <w:sz w:val="14"/>
+              </w:rPr>
+              <w:t>V11-C18</w:t>
+            </w:r>
+          </w:p>
+        </w:tc>
+        <w:tc>
+          <w:tcPr>
+            <w:tcW w:type="dxa" w:w="1296"/>
+          </w:tcPr>
+          <w:p>
+            <w:pPr>
+              <w:spacing w:before="60" w:after="60" w:line="264" w:lineRule="auto"/>
+            </w:pPr>
+            <w:r/>
+            <w:r>
+              <w:rPr>
+                <w:b w:val="0"/>
+                <w:i w:val="0"/>
+                <w:sz w:val="14"/>
+              </w:rPr>
+              <w:t>FULL SCREEN</w:t>
+            </w:r>
+          </w:p>
+        </w:tc>
+        <w:tc>
+          <w:tcPr>
+            <w:tcW w:type="dxa" w:w="2448"/>
+          </w:tcPr>
+          <w:p>
+            <w:pPr>
+              <w:spacing w:before="60" w:after="60" w:line="264" w:lineRule="auto"/>
+            </w:pPr>
+            <w:r/>
+            <w:r>
+              <w:rPr>
+                <w:b w:val="0"/>
+                <w:i w:val="0"/>
+                <w:sz w:val="14"/>
+              </w:rPr>
+              <w:t>16 WATCH NEXT</w:t>
+            </w:r>
+          </w:p>
+        </w:tc>
+        <w:tc>
+          <w:tcPr>
+            <w:tcW w:type="dxa" w:w="1152"/>
+          </w:tcPr>
+          <w:p>
+            <w:pPr>
+              <w:spacing w:before="60" w:after="60" w:line="264" w:lineRule="auto"/>
+            </w:pPr>
+            <w:r/>
+            <w:r>
+              <w:rPr>
+                <w:b w:val="0"/>
+                <w:i w:val="0"/>
+                <w:sz w:val="14"/>
+              </w:rPr>
+              <w:t>1</w:t>
+            </w:r>
+          </w:p>
+        </w:tc>
+        <w:tc>
+          <w:tcPr>
+            <w:tcW w:type="dxa" w:w="2880"/>
+          </w:tcPr>
+          <w:p>
+            <w:pPr>
+              <w:spacing w:before="60" w:after="60" w:line="264" w:lineRule="auto"/>
+            </w:pPr>
+            <w:r/>
+            <w:r>
+              <w:rPr>
+                <w:b w:val="0"/>
+                <w:i w:val="0"/>
+                <w:sz w:val="14"/>
+              </w:rPr>
+              <w:t>NEW_V11_WATCH_NEXT</w:t>
+            </w:r>
+          </w:p>
+        </w:tc>
+        <w:tc>
+          <w:tcPr>
+            <w:tcW w:type="dxa" w:w="720"/>
+          </w:tcPr>
+          <w:p>
+            <w:pPr>
+              <w:spacing w:before="60" w:after="60" w:line="264" w:lineRule="auto"/>
+            </w:pPr>
+            <w:r/>
+            <w:r>
+              <w:rPr>
+                <w:b w:val="0"/>
+                <w:i w:val="0"/>
+                <w:sz w:val="14"/>
+              </w:rPr>
+              <w:t>1</w:t>
+            </w:r>
+          </w:p>
+        </w:tc>
+      </w:tr>
+    </w:tbl>
+    <w:p>
+      <w:pPr>
+        <w:spacing w:after="120"/>
+      </w:pPr>
+    </w:p>
+    <w:p>
+      <w:pPr>
+        <w:spacing w:before="100" w:after="200"/>
+      </w:pPr>
+      <w:r>
+        <w:rPr>
+          <w:b w:val="0"/>
+          <w:i w:val="0"/>
+          <w:color w:val="5A6B82"/>
+          <w:sz w:val="19"/>
+        </w:rPr>
+        <w:t>One event list generates the camera map, the motion map, the sound map, the asset index and the Riverside prompt, so no two of them can disagree. An event may begin and end inside one paragraph or run across several.</w:t>
+      </w:r>
+    </w:p>
+    <w:p>
+      <w:pPr>
+        <w:spacing w:before="320" w:after="120"/>
+        <w:keepNext w:val="1"/>
+        <w:keepLines w:val="1"/>
+      </w:pPr>
+      <w:r>
+        <w:rPr>
+          <w:b/>
+          <w:i w:val="0"/>
+          <w:color w:val="112345"/>
+          <w:sz w:val="26"/>
+        </w:rPr>
+        <w:t>FAMILIES, AND WHERE EACH ONE PLAYS</w:t>
+      </w:r>
+    </w:p>
+    <w:tbl>
+      <w:tblPr>
+        <w:tblW w:type="auto" w:w="0"/>
+        <w:jc w:val="left"/>
+        <w:tblBorders>
+          <w:top w:val="single" w:sz="4" w:space="0" w:color="C9BFA8"/>
+          <w:left w:val="single" w:sz="4" w:space="0" w:color="C9BFA8"/>
+          <w:bottom w:val="single" w:sz="4" w:space="0" w:color="C9BFA8"/>
+          <w:right w:val="single" w:sz="4" w:space="0" w:color="C9BFA8"/>
+          <w:insideH w:val="single" w:sz="4" w:space="0" w:color="C9BFA8"/>
+          <w:insideV w:val="single" w:sz="4" w:space="0" w:color="C9BFA8"/>
+        </w:tblBorders>
+        <w:tblLayout w:type="fixed"/>
+        <w:tblLook w:firstColumn="1" w:firstRow="1" w:lastColumn="0" w:lastRow="0" w:noHBand="0" w:noVBand="1" w:val="04A0"/>
+      </w:tblPr>
+      <w:tblGrid>
+        <w:gridCol w:w="2412"/>
+        <w:gridCol w:w="2412"/>
+        <w:gridCol w:w="2412"/>
+        <w:gridCol w:w="2412"/>
+      </w:tblGrid>
+      <w:tr>
+        <w:trPr>
+          <w:tblHeader w:val="true"/>
+        </w:trPr>
+        <w:tc>
+          <w:tcPr>
+            <w:tcW w:type="dxa" w:w="3456"/>
             <w:shd w:val="clear" w:color="auto" w:fill="F3EFE6"/>
           </w:tcPr>
           <w:p>
@@ -1688,7 +3881,70 @@
                 <w:color w:val="112345"/>
                 <w:sz w:val="17"/>
               </w:rPr>
-              <w:t>ANCHOR</w:t>
+              <w:t>ASSET FAMILY</w:t>
+            </w:r>
+          </w:p>
+        </w:tc>
+        <w:tc>
+          <w:tcPr>
+            <w:tcW w:type="dxa" w:w="3456"/>
+            <w:shd w:val="clear" w:color="auto" w:fill="F3EFE6"/>
+          </w:tcPr>
+          <w:p>
+            <w:pPr>
+              <w:spacing w:before="60" w:after="60" w:line="264" w:lineRule="auto"/>
+            </w:pPr>
+            <w:r/>
+            <w:r>
+              <w:rPr>
+                <w:b/>
+                <w:i w:val="0"/>
+                <w:color w:val="112345"/>
+                <w:sz w:val="17"/>
+              </w:rPr>
+              <w:t>FIRST EVENT</w:t>
+            </w:r>
+          </w:p>
+        </w:tc>
+        <w:tc>
+          <w:tcPr>
+            <w:tcW w:type="dxa" w:w="1296"/>
+            <w:shd w:val="clear" w:color="auto" w:fill="F3EFE6"/>
+          </w:tcPr>
+          <w:p>
+            <w:pPr>
+              <w:spacing w:before="60" w:after="60" w:line="264" w:lineRule="auto"/>
+            </w:pPr>
+            <w:r/>
+            <w:r>
+              <w:rPr>
+                <w:b/>
+                <w:i w:val="0"/>
+                <w:color w:val="112345"/>
+                <w:sz w:val="17"/>
+              </w:rPr>
+              <w:t>OCCURRENCES</w:t>
+            </w:r>
+          </w:p>
+        </w:tc>
+        <w:tc>
+          <w:tcPr>
+            <w:tcW w:type="dxa" w:w="1008"/>
+            <w:shd w:val="clear" w:color="auto" w:fill="F3EFE6"/>
+          </w:tcPr>
+          <w:p>
+            <w:pPr>
+              <w:spacing w:before="60" w:after="60" w:line="264" w:lineRule="auto"/>
+            </w:pPr>
+            <w:r/>
+            <w:r>
+              <w:rPr>
+                <w:b/>
+                <w:i w:val="0"/>
+                <w:color w:val="112345"/>
+                <w:sz w:val="17"/>
+              </w:rPr>
+              <w:t>STATES</w:t>
             </w:r>
           </w:p>
         </w:tc>
@@ -1696,7 +3952,7 @@
       <w:tr>
         <w:tc>
           <w:tcPr>
-            <w:tcW w:type="dxa" w:w="3312"/>
+            <w:tcW w:type="dxa" w:w="3456"/>
           </w:tcPr>
           <w:p>
             <w:pPr>
@@ -1715,7 +3971,7 @@
         </w:tc>
         <w:tc>
           <w:tcPr>
-            <w:tcW w:type="dxa" w:w="3024"/>
+            <w:tcW w:type="dxa" w:w="3456"/>
           </w:tcPr>
           <w:p>
             <w:pPr>
@@ -1728,13 +3984,13 @@
                 <w:i w:val="0"/>
                 <w:sz w:val="15"/>
               </w:rPr>
-              <w:t>1 HOOK</w:t>
+              <w:t>1 HOOK, para 1</w:t>
             </w:r>
           </w:p>
         </w:tc>
         <w:tc>
           <w:tcPr>
-            <w:tcW w:type="dxa" w:w="720"/>
+            <w:tcW w:type="dxa" w:w="1296"/>
           </w:tcPr>
           <w:p>
             <w:pPr>
@@ -1753,7 +4009,66 @@
         </w:tc>
         <w:tc>
           <w:tcPr>
-            <w:tcW w:type="dxa" w:w="864"/>
+            <w:tcW w:type="dxa" w:w="1008"/>
+          </w:tcPr>
+          <w:p>
+            <w:pPr>
+              <w:spacing w:before="60" w:after="60" w:line="264" w:lineRule="auto"/>
+            </w:pPr>
+            <w:r/>
+            <w:r>
+              <w:rPr>
+                <w:b w:val="0"/>
+                <w:i w:val="0"/>
+                <w:sz w:val="15"/>
+              </w:rPr>
+              <w:t>1</w:t>
+            </w:r>
+          </w:p>
+        </w:tc>
+      </w:tr>
+      <w:tr>
+        <w:tc>
+          <w:tcPr>
+            <w:tcW w:type="dxa" w:w="3456"/>
+          </w:tcPr>
+          <w:p>
+            <w:pPr>
+              <w:spacing w:before="60" w:after="60" w:line="264" w:lineRule="auto"/>
+            </w:pPr>
+            <w:r/>
+            <w:r>
+              <w:rPr>
+                <w:b w:val="0"/>
+                <w:i w:val="0"/>
+                <w:sz w:val="15"/>
+              </w:rPr>
+              <w:t>NEW_V11_FS_01_FOUR_QUESTIONS</w:t>
+            </w:r>
+          </w:p>
+        </w:tc>
+        <w:tc>
+          <w:tcPr>
+            <w:tcW w:type="dxa" w:w="3456"/>
+          </w:tcPr>
+          <w:p>
+            <w:pPr>
+              <w:spacing w:before="60" w:after="60" w:line="264" w:lineRule="auto"/>
+            </w:pPr>
+            <w:r/>
+            <w:r>
+              <w:rPr>
+                <w:b w:val="0"/>
+                <w:i w:val="0"/>
+                <w:sz w:val="15"/>
+              </w:rPr>
+              <w:t>1 HOOK, para 3</w:t>
+            </w:r>
+          </w:p>
+        </w:tc>
+        <w:tc>
+          <w:tcPr>
+            <w:tcW w:type="dxa" w:w="1296"/>
           </w:tcPr>
           <w:p>
             <w:pPr>
@@ -1772,85 +4087,7 @@
         </w:tc>
         <w:tc>
           <w:tcPr>
-            <w:tcW w:type="dxa" w:w="1728"/>
-          </w:tcPr>
-          <w:p>
-            <w:pPr>
-              <w:spacing w:before="60" w:after="60" w:line="264" w:lineRule="auto"/>
-            </w:pPr>
-            <w:r/>
-            <w:r>
-              <w:rPr>
-                <w:b w:val="0"/>
-                <w:i w:val="0"/>
-                <w:sz w:val="15"/>
-              </w:rPr>
-              <w:t>EARLY EDIT</w:t>
-            </w:r>
-          </w:p>
-        </w:tc>
-      </w:tr>
-      <w:tr>
-        <w:tc>
-          <w:tcPr>
-            <w:tcW w:type="dxa" w:w="3312"/>
-          </w:tcPr>
-          <w:p>
-            <w:pPr>
-              <w:spacing w:before="60" w:after="60" w:line="264" w:lineRule="auto"/>
-            </w:pPr>
-            <w:r/>
-            <w:r>
-              <w:rPr>
-                <w:b w:val="0"/>
-                <w:i w:val="0"/>
-                <w:sz w:val="15"/>
-              </w:rPr>
-              <w:t>NEW_V11_FS_01_FOUR_QUESTIONS</w:t>
-            </w:r>
-          </w:p>
-        </w:tc>
-        <w:tc>
-          <w:tcPr>
-            <w:tcW w:type="dxa" w:w="3024"/>
-          </w:tcPr>
-          <w:p>
-            <w:pPr>
-              <w:spacing w:before="60" w:after="60" w:line="264" w:lineRule="auto"/>
-            </w:pPr>
-            <w:r/>
-            <w:r>
-              <w:rPr>
-                <w:b w:val="0"/>
-                <w:i w:val="0"/>
-                <w:sz w:val="15"/>
-              </w:rPr>
-              <w:t>1 HOOK</w:t>
-            </w:r>
-          </w:p>
-        </w:tc>
-        <w:tc>
-          <w:tcPr>
-            <w:tcW w:type="dxa" w:w="720"/>
-          </w:tcPr>
-          <w:p>
-            <w:pPr>
-              <w:spacing w:before="60" w:after="60" w:line="264" w:lineRule="auto"/>
-            </w:pPr>
-            <w:r/>
-            <w:r>
-              <w:rPr>
-                <w:b w:val="0"/>
-                <w:i w:val="0"/>
-                <w:sz w:val="15"/>
-              </w:rPr>
-              <w:t>3</w:t>
-            </w:r>
-          </w:p>
-        </w:tc>
-        <w:tc>
-          <w:tcPr>
-            <w:tcW w:type="dxa" w:w="864"/>
+            <w:tcW w:type="dxa" w:w="1008"/>
           </w:tcPr>
           <w:p>
             <w:pPr>
@@ -1867,30 +4104,11 @@
             </w:r>
           </w:p>
         </w:tc>
-        <w:tc>
-          <w:tcPr>
-            <w:tcW w:type="dxa" w:w="1728"/>
-          </w:tcPr>
-          <w:p>
-            <w:pPr>
-              <w:spacing w:before="60" w:after="60" w:line="264" w:lineRule="auto"/>
-            </w:pPr>
-            <w:r/>
-            <w:r>
-              <w:rPr>
-                <w:b w:val="0"/>
-                <w:i w:val="0"/>
-                <w:sz w:val="15"/>
-              </w:rPr>
-              <w:t>RE-CUED</w:t>
-            </w:r>
-          </w:p>
-        </w:tc>
       </w:tr>
       <w:tr>
         <w:tc>
           <w:tcPr>
-            <w:tcW w:type="dxa" w:w="3312"/>
+            <w:tcW w:type="dxa" w:w="3456"/>
           </w:tcPr>
           <w:p>
             <w:pPr>
@@ -1909,7 +4127,7 @@
         </w:tc>
         <w:tc>
           <w:tcPr>
-            <w:tcW w:type="dxa" w:w="3024"/>
+            <w:tcW w:type="dxa" w:w="3456"/>
           </w:tcPr>
           <w:p>
             <w:pPr>
@@ -1922,32 +4140,13 @@
                 <w:i w:val="0"/>
                 <w:sz w:val="15"/>
               </w:rPr>
-              <w:t>4 1 | EXPECTED</w:t>
+              <w:t>4 1 | EXPECTED, para 2</w:t>
             </w:r>
           </w:p>
         </w:tc>
         <w:tc>
           <w:tcPr>
-            <w:tcW w:type="dxa" w:w="720"/>
-          </w:tcPr>
-          <w:p>
-            <w:pPr>
-              <w:spacing w:before="60" w:after="60" w:line="264" w:lineRule="auto"/>
-            </w:pPr>
-            <w:r/>
-            <w:r>
-              <w:rPr>
-                <w:b w:val="0"/>
-                <w:i w:val="0"/>
-                <w:sz w:val="15"/>
-              </w:rPr>
-              <w:t>2</w:t>
-            </w:r>
-          </w:p>
-        </w:tc>
-        <w:tc>
-          <w:tcPr>
-            <w:tcW w:type="dxa" w:w="864"/>
+            <w:tcW w:type="dxa" w:w="1296"/>
           </w:tcPr>
           <w:p>
             <w:pPr>
@@ -1966,7 +4165,7 @@
         </w:tc>
         <w:tc>
           <w:tcPr>
-            <w:tcW w:type="dxa" w:w="1728"/>
+            <w:tcW w:type="dxa" w:w="1008"/>
           </w:tcPr>
           <w:p>
             <w:pPr>
@@ -1979,7 +4178,7 @@
                 <w:i w:val="0"/>
                 <w:sz w:val="15"/>
               </w:rPr>
-              <w:t>HELD</w:t>
+              <w:t>1</w:t>
             </w:r>
           </w:p>
         </w:tc>
@@ -1987,7 +4186,7 @@
       <w:tr>
         <w:tc>
           <w:tcPr>
-            <w:tcW w:type="dxa" w:w="3312"/>
+            <w:tcW w:type="dxa" w:w="3456"/>
           </w:tcPr>
           <w:p>
             <w:pPr>
@@ -2006,7 +4205,7 @@
         </w:tc>
         <w:tc>
           <w:tcPr>
-            <w:tcW w:type="dxa" w:w="3024"/>
+            <w:tcW w:type="dxa" w:w="3456"/>
           </w:tcPr>
           <w:p>
             <w:pPr>
@@ -2019,13 +4218,13 @@
                 <w:i w:val="0"/>
                 <w:sz w:val="15"/>
               </w:rPr>
-              <w:t>5 2 | ACTUAL</w:t>
+              <w:t>5 2 | ACTUAL, para 4</w:t>
             </w:r>
           </w:p>
         </w:tc>
         <w:tc>
           <w:tcPr>
-            <w:tcW w:type="dxa" w:w="720"/>
+            <w:tcW w:type="dxa" w:w="1296"/>
           </w:tcPr>
           <w:p>
             <w:pPr>
@@ -2038,13 +4237,13 @@
                 <w:i w:val="0"/>
                 <w:sz w:val="15"/>
               </w:rPr>
-              <w:t>4</w:t>
+              <w:t>1</w:t>
             </w:r>
           </w:p>
         </w:tc>
         <w:tc>
           <w:tcPr>
-            <w:tcW w:type="dxa" w:w="864"/>
+            <w:tcW w:type="dxa" w:w="1008"/>
           </w:tcPr>
           <w:p>
             <w:pPr>
@@ -2061,30 +4260,11 @@
             </w:r>
           </w:p>
         </w:tc>
-        <w:tc>
-          <w:tcPr>
-            <w:tcW w:type="dxa" w:w="1728"/>
-          </w:tcPr>
-          <w:p>
-            <w:pPr>
-              <w:spacing w:before="60" w:after="60" w:line="264" w:lineRule="auto"/>
-            </w:pPr>
-            <w:r/>
-            <w:r>
-              <w:rPr>
-                <w:b w:val="0"/>
-                <w:i w:val="0"/>
-                <w:sz w:val="15"/>
-              </w:rPr>
-              <w:t>HELD</w:t>
-            </w:r>
-          </w:p>
-        </w:tc>
       </w:tr>
       <w:tr>
         <w:tc>
           <w:tcPr>
-            <w:tcW w:type="dxa" w:w="3312"/>
+            <w:tcW w:type="dxa" w:w="3456"/>
           </w:tcPr>
           <w:p>
             <w:pPr>
@@ -2103,7 +4283,7 @@
         </w:tc>
         <w:tc>
           <w:tcPr>
-            <w:tcW w:type="dxa" w:w="3024"/>
+            <w:tcW w:type="dxa" w:w="3456"/>
           </w:tcPr>
           <w:p>
             <w:pPr>
@@ -2116,32 +4296,13 @@
                 <w:i w:val="0"/>
                 <w:sz w:val="15"/>
               </w:rPr>
-              <w:t>5 2 | ACTUAL</w:t>
+              <w:t>5 2 | ACTUAL, para 5</w:t>
             </w:r>
           </w:p>
         </w:tc>
         <w:tc>
           <w:tcPr>
-            <w:tcW w:type="dxa" w:w="720"/>
-          </w:tcPr>
-          <w:p>
-            <w:pPr>
-              <w:spacing w:before="60" w:after="60" w:line="264" w:lineRule="auto"/>
-            </w:pPr>
-            <w:r/>
-            <w:r>
-              <w:rPr>
-                <w:b w:val="0"/>
-                <w:i w:val="0"/>
-                <w:sz w:val="15"/>
-              </w:rPr>
-              <w:t>5</w:t>
-            </w:r>
-          </w:p>
-        </w:tc>
-        <w:tc>
-          <w:tcPr>
-            <w:tcW w:type="dxa" w:w="864"/>
+            <w:tcW w:type="dxa" w:w="1296"/>
           </w:tcPr>
           <w:p>
             <w:pPr>
@@ -2160,7 +4321,7 @@
         </w:tc>
         <w:tc>
           <w:tcPr>
-            <w:tcW w:type="dxa" w:w="1728"/>
+            <w:tcW w:type="dxa" w:w="1008"/>
           </w:tcPr>
           <w:p>
             <w:pPr>
@@ -2173,7 +4334,7 @@
                 <w:i w:val="0"/>
                 <w:sz w:val="15"/>
               </w:rPr>
-              <w:t>RE-ANCHORED</w:t>
+              <w:t>1</w:t>
             </w:r>
           </w:p>
         </w:tc>
@@ -2181,7 +4342,7 @@
       <w:tr>
         <w:tc>
           <w:tcPr>
-            <w:tcW w:type="dxa" w:w="3312"/>
+            <w:tcW w:type="dxa" w:w="3456"/>
           </w:tcPr>
           <w:p>
             <w:pPr>
@@ -2200,7 +4361,7 @@
         </w:tc>
         <w:tc>
           <w:tcPr>
-            <w:tcW w:type="dxa" w:w="3024"/>
+            <w:tcW w:type="dxa" w:w="3456"/>
           </w:tcPr>
           <w:p>
             <w:pPr>
@@ -2213,32 +4374,13 @@
                 <w:i w:val="0"/>
                 <w:sz w:val="15"/>
               </w:rPr>
-              <w:t>6 3 | COST</w:t>
+              <w:t>6 3 | COST, para 2</w:t>
             </w:r>
           </w:p>
         </w:tc>
         <w:tc>
           <w:tcPr>
-            <w:tcW w:type="dxa" w:w="720"/>
-          </w:tcPr>
-          <w:p>
-            <w:pPr>
-              <w:spacing w:before="60" w:after="60" w:line="264" w:lineRule="auto"/>
-            </w:pPr>
-            <w:r/>
-            <w:r>
-              <w:rPr>
-                <w:b w:val="0"/>
-                <w:i w:val="0"/>
-                <w:sz w:val="15"/>
-              </w:rPr>
-              <w:t>2</w:t>
-            </w:r>
-          </w:p>
-        </w:tc>
-        <w:tc>
-          <w:tcPr>
-            <w:tcW w:type="dxa" w:w="864"/>
+            <w:tcW w:type="dxa" w:w="1296"/>
           </w:tcPr>
           <w:p>
             <w:pPr>
@@ -2257,7 +4399,7 @@
         </w:tc>
         <w:tc>
           <w:tcPr>
-            <w:tcW w:type="dxa" w:w="1728"/>
+            <w:tcW w:type="dxa" w:w="1008"/>
           </w:tcPr>
           <w:p>
             <w:pPr>
@@ -2270,7 +4412,7 @@
                 <w:i w:val="0"/>
                 <w:sz w:val="15"/>
               </w:rPr>
-              <w:t>RE-ANCHORED</w:t>
+              <w:t>1</w:t>
             </w:r>
           </w:p>
         </w:tc>
@@ -2278,7 +4420,7 @@
       <w:tr>
         <w:tc>
           <w:tcPr>
-            <w:tcW w:type="dxa" w:w="3312"/>
+            <w:tcW w:type="dxa" w:w="3456"/>
           </w:tcPr>
           <w:p>
             <w:pPr>
@@ -2297,7 +4439,7 @@
         </w:tc>
         <w:tc>
           <w:tcPr>
-            <w:tcW w:type="dxa" w:w="3024"/>
+            <w:tcW w:type="dxa" w:w="3456"/>
           </w:tcPr>
           <w:p>
             <w:pPr>
@@ -2310,13 +4452,13 @@
                 <w:i w:val="0"/>
                 <w:sz w:val="15"/>
               </w:rPr>
-              <w:t>7 THE FOUR COST LENSES</w:t>
+              <w:t>7 THE FOUR COST LENSES, para 1</w:t>
             </w:r>
           </w:p>
         </w:tc>
         <w:tc>
           <w:tcPr>
-            <w:tcW w:type="dxa" w:w="720"/>
+            <w:tcW w:type="dxa" w:w="1296"/>
           </w:tcPr>
           <w:p>
             <w:pPr>
@@ -2335,7 +4477,7 @@
         </w:tc>
         <w:tc>
           <w:tcPr>
-            <w:tcW w:type="dxa" w:w="864"/>
+            <w:tcW w:type="dxa" w:w="1008"/>
           </w:tcPr>
           <w:p>
             <w:pPr>
@@ -2352,30 +4494,11 @@
             </w:r>
           </w:p>
         </w:tc>
-        <w:tc>
-          <w:tcPr>
-            <w:tcW w:type="dxa" w:w="1728"/>
-          </w:tcPr>
-          <w:p>
-            <w:pPr>
-              <w:spacing w:before="60" w:after="60" w:line="264" w:lineRule="auto"/>
-            </w:pPr>
-            <w:r/>
-            <w:r>
-              <w:rPr>
-                <w:b w:val="0"/>
-                <w:i w:val="0"/>
-                <w:sz w:val="15"/>
-              </w:rPr>
-              <w:t>RE-ANCHORED</w:t>
-            </w:r>
-          </w:p>
-        </w:tc>
       </w:tr>
       <w:tr>
         <w:tc>
           <w:tcPr>
-            <w:tcW w:type="dxa" w:w="3312"/>
+            <w:tcW w:type="dxa" w:w="3456"/>
           </w:tcPr>
           <w:p>
             <w:pPr>
@@ -2394,7 +4517,7 @@
         </w:tc>
         <w:tc>
           <w:tcPr>
-            <w:tcW w:type="dxa" w:w="3024"/>
+            <w:tcW w:type="dxa" w:w="3456"/>
           </w:tcPr>
           <w:p>
             <w:pPr>
@@ -2407,32 +4530,13 @@
                 <w:i w:val="0"/>
                 <w:sz w:val="15"/>
               </w:rPr>
-              <w:t>8 4 | CHOICE</w:t>
+              <w:t>8 4 | CHOICE, para 2</w:t>
             </w:r>
           </w:p>
         </w:tc>
         <w:tc>
           <w:tcPr>
-            <w:tcW w:type="dxa" w:w="720"/>
-          </w:tcPr>
-          <w:p>
-            <w:pPr>
-              <w:spacing w:before="60" w:after="60" w:line="264" w:lineRule="auto"/>
-            </w:pPr>
-            <w:r/>
-            <w:r>
-              <w:rPr>
-                <w:b w:val="0"/>
-                <w:i w:val="0"/>
-                <w:sz w:val="15"/>
-              </w:rPr>
-              <w:t>2</w:t>
-            </w:r>
-          </w:p>
-        </w:tc>
-        <w:tc>
-          <w:tcPr>
-            <w:tcW w:type="dxa" w:w="864"/>
+            <w:tcW w:type="dxa" w:w="1296"/>
           </w:tcPr>
           <w:p>
             <w:pPr>
@@ -2451,7 +4555,7 @@
         </w:tc>
         <w:tc>
           <w:tcPr>
-            <w:tcW w:type="dxa" w:w="1728"/>
+            <w:tcW w:type="dxa" w:w="1008"/>
           </w:tcPr>
           <w:p>
             <w:pPr>
@@ -2464,7 +4568,7 @@
                 <w:i w:val="0"/>
                 <w:sz w:val="15"/>
               </w:rPr>
-              <w:t>RE-ANCHORED</w:t>
+              <w:t>1</w:t>
             </w:r>
           </w:p>
         </w:tc>
@@ -2472,7 +4576,7 @@
       <w:tr>
         <w:tc>
           <w:tcPr>
-            <w:tcW w:type="dxa" w:w="3312"/>
+            <w:tcW w:type="dxa" w:w="3456"/>
           </w:tcPr>
           <w:p>
             <w:pPr>
@@ -2491,7 +4595,7 @@
         </w:tc>
         <w:tc>
           <w:tcPr>
-            <w:tcW w:type="dxa" w:w="3024"/>
+            <w:tcW w:type="dxa" w:w="3456"/>
           </w:tcPr>
           <w:p>
             <w:pPr>
@@ -2504,13 +4608,13 @@
                 <w:i w:val="0"/>
                 <w:sz w:val="15"/>
               </w:rPr>
-              <w:t>9 WHAT NOT TO DO</w:t>
+              <w:t>9 WHAT NOT TO DO, para 1</w:t>
             </w:r>
           </w:p>
         </w:tc>
         <w:tc>
           <w:tcPr>
-            <w:tcW w:type="dxa" w:w="720"/>
+            <w:tcW w:type="dxa" w:w="1296"/>
           </w:tcPr>
           <w:p>
             <w:pPr>
@@ -2529,7 +4633,66 @@
         </w:tc>
         <w:tc>
           <w:tcPr>
-            <w:tcW w:type="dxa" w:w="864"/>
+            <w:tcW w:type="dxa" w:w="1008"/>
+          </w:tcPr>
+          <w:p>
+            <w:pPr>
+              <w:spacing w:before="60" w:after="60" w:line="264" w:lineRule="auto"/>
+            </w:pPr>
+            <w:r/>
+            <w:r>
+              <w:rPr>
+                <w:b w:val="0"/>
+                <w:i w:val="0"/>
+                <w:sz w:val="15"/>
+              </w:rPr>
+              <w:t>1</w:t>
+            </w:r>
+          </w:p>
+        </w:tc>
+      </w:tr>
+      <w:tr>
+        <w:tc>
+          <w:tcPr>
+            <w:tcW w:type="dxa" w:w="3456"/>
+          </w:tcPr>
+          <w:p>
+            <w:pPr>
+              <w:spacing w:before="60" w:after="60" w:line="264" w:lineRule="auto"/>
+            </w:pPr>
+            <w:r/>
+            <w:r>
+              <w:rPr>
+                <w:b w:val="0"/>
+                <w:i w:val="0"/>
+                <w:sz w:val="15"/>
+              </w:rPr>
+              <w:t>NEW_V11_FS_09_THE_ROLE_DRIFT_READ</w:t>
+            </w:r>
+          </w:p>
+        </w:tc>
+        <w:tc>
+          <w:tcPr>
+            <w:tcW w:type="dxa" w:w="3456"/>
+          </w:tcPr>
+          <w:p>
+            <w:pPr>
+              <w:spacing w:before="60" w:after="60" w:line="264" w:lineRule="auto"/>
+            </w:pPr>
+            <w:r/>
+            <w:r>
+              <w:rPr>
+                <w:b w:val="0"/>
+                <w:i w:val="0"/>
+                <w:sz w:val="15"/>
+              </w:rPr>
+              <w:t>10 THE ROLE-DRIFT READ, para 1</w:t>
+            </w:r>
+          </w:p>
+        </w:tc>
+        <w:tc>
+          <w:tcPr>
+            <w:tcW w:type="dxa" w:w="1296"/>
           </w:tcPr>
           <w:p>
             <w:pPr>
@@ -2548,7 +4711,7 @@
         </w:tc>
         <w:tc>
           <w:tcPr>
-            <w:tcW w:type="dxa" w:w="1728"/>
+            <w:tcW w:type="dxa" w:w="1008"/>
           </w:tcPr>
           <w:p>
             <w:pPr>
@@ -2561,7 +4724,7 @@
                 <w:i w:val="0"/>
                 <w:sz w:val="15"/>
               </w:rPr>
-              <w:t>RE-ANCHORED</w:t>
+              <w:t>5</w:t>
             </w:r>
           </w:p>
         </w:tc>
@@ -2569,7 +4732,7 @@
       <w:tr>
         <w:tc>
           <w:tcPr>
-            <w:tcW w:type="dxa" w:w="3312"/>
+            <w:tcW w:type="dxa" w:w="3456"/>
           </w:tcPr>
           <w:p>
             <w:pPr>
@@ -2582,13 +4745,13 @@
                 <w:i w:val="0"/>
                 <w:sz w:val="15"/>
               </w:rPr>
-              <w:t>NEW_V11_FS_09_THE_ROLE_DRIFT_READ</w:t>
+              <w:t>NEW_V11_FS_10_THE_BOUNDARY</w:t>
             </w:r>
           </w:p>
         </w:tc>
         <w:tc>
           <w:tcPr>
-            <w:tcW w:type="dxa" w:w="3024"/>
+            <w:tcW w:type="dxa" w:w="3456"/>
           </w:tcPr>
           <w:p>
             <w:pPr>
@@ -2601,13 +4764,13 @@
                 <w:i w:val="0"/>
                 <w:sz w:val="15"/>
               </w:rPr>
-              <w:t>10 THE ROLE-DRIFT READ</w:t>
+              <w:t>11 THE BOUNDARY, para 1</w:t>
             </w:r>
           </w:p>
         </w:tc>
         <w:tc>
           <w:tcPr>
-            <w:tcW w:type="dxa" w:w="720"/>
+            <w:tcW w:type="dxa" w:w="1296"/>
           </w:tcPr>
           <w:p>
             <w:pPr>
@@ -2626,7 +4789,7 @@
         </w:tc>
         <w:tc>
           <w:tcPr>
-            <w:tcW w:type="dxa" w:w="864"/>
+            <w:tcW w:type="dxa" w:w="1008"/>
           </w:tcPr>
           <w:p>
             <w:pPr>
@@ -2639,13 +4802,15 @@
                 <w:i w:val="0"/>
                 <w:sz w:val="15"/>
               </w:rPr>
-              <w:t>5</w:t>
+              <w:t>1</w:t>
             </w:r>
           </w:p>
         </w:tc>
+      </w:tr>
+      <w:tr>
         <w:tc>
           <w:tcPr>
-            <w:tcW w:type="dxa" w:w="1728"/>
+            <w:tcW w:type="dxa" w:w="3456"/>
           </w:tcPr>
           <w:p>
             <w:pPr>
@@ -2658,15 +4823,13 @@
                 <w:i w:val="0"/>
                 <w:sz w:val="15"/>
               </w:rPr>
-              <w:t>RE-ANCHORED</w:t>
+              <w:t>NEW_V11_FS_11_YOUR_CONSTRAINTS</w:t>
             </w:r>
           </w:p>
         </w:tc>
-      </w:tr>
-      <w:tr>
         <w:tc>
           <w:tcPr>
-            <w:tcW w:type="dxa" w:w="3312"/>
+            <w:tcW w:type="dxa" w:w="3456"/>
           </w:tcPr>
           <w:p>
             <w:pPr>
@@ -2679,32 +4842,13 @@
                 <w:i w:val="0"/>
                 <w:sz w:val="15"/>
               </w:rPr>
-              <w:t>NEW_V11_FS_10_THE_BOUNDARY</w:t>
+              <w:t>11 THE BOUNDARY, para 2</w:t>
             </w:r>
           </w:p>
         </w:tc>
         <w:tc>
           <w:tcPr>
-            <w:tcW w:type="dxa" w:w="3024"/>
-          </w:tcPr>
-          <w:p>
-            <w:pPr>
-              <w:spacing w:before="60" w:after="60" w:line="264" w:lineRule="auto"/>
-            </w:pPr>
-            <w:r/>
-            <w:r>
-              <w:rPr>
-                <w:b w:val="0"/>
-                <w:i w:val="0"/>
-                <w:sz w:val="15"/>
-              </w:rPr>
-              <w:t>11 THE BOUNDARY</w:t>
-            </w:r>
-          </w:p>
-        </w:tc>
-        <w:tc>
-          <w:tcPr>
-            <w:tcW w:type="dxa" w:w="720"/>
+            <w:tcW w:type="dxa" w:w="1296"/>
           </w:tcPr>
           <w:p>
             <w:pPr>
@@ -2723,7 +4867,66 @@
         </w:tc>
         <w:tc>
           <w:tcPr>
-            <w:tcW w:type="dxa" w:w="864"/>
+            <w:tcW w:type="dxa" w:w="1008"/>
+          </w:tcPr>
+          <w:p>
+            <w:pPr>
+              <w:spacing w:before="60" w:after="60" w:line="264" w:lineRule="auto"/>
+            </w:pPr>
+            <w:r/>
+            <w:r>
+              <w:rPr>
+                <w:b w:val="0"/>
+                <w:i w:val="0"/>
+                <w:sz w:val="15"/>
+              </w:rPr>
+              <w:t>1</w:t>
+            </w:r>
+          </w:p>
+        </w:tc>
+      </w:tr>
+      <w:tr>
+        <w:tc>
+          <w:tcPr>
+            <w:tcW w:type="dxa" w:w="3456"/>
+          </w:tcPr>
+          <w:p>
+            <w:pPr>
+              <w:spacing w:before="60" w:after="60" w:line="264" w:lineRule="auto"/>
+            </w:pPr>
+            <w:r/>
+            <w:r>
+              <w:rPr>
+                <w:b w:val="0"/>
+                <w:i w:val="0"/>
+                <w:sz w:val="15"/>
+              </w:rPr>
+              <w:t>NEW_V11_FS_00B_COST_AND_NEXT</w:t>
+            </w:r>
+          </w:p>
+        </w:tc>
+        <w:tc>
+          <w:tcPr>
+            <w:tcW w:type="dxa" w:w="3456"/>
+          </w:tcPr>
+          <w:p>
+            <w:pPr>
+              <w:spacing w:before="60" w:after="60" w:line="264" w:lineRule="auto"/>
+            </w:pPr>
+            <w:r/>
+            <w:r>
+              <w:rPr>
+                <w:b w:val="0"/>
+                <w:i w:val="0"/>
+                <w:sz w:val="15"/>
+              </w:rPr>
+              <w:t>12 TAKEAWAY VALUE, para 1</w:t>
+            </w:r>
+          </w:p>
+        </w:tc>
+        <w:tc>
+          <w:tcPr>
+            <w:tcW w:type="dxa" w:w="1296"/>
           </w:tcPr>
           <w:p>
             <w:pPr>
@@ -2742,7 +4945,7 @@
         </w:tc>
         <w:tc>
           <w:tcPr>
-            <w:tcW w:type="dxa" w:w="1728"/>
+            <w:tcW w:type="dxa" w:w="1008"/>
           </w:tcPr>
           <w:p>
             <w:pPr>
@@ -2755,7 +4958,7 @@
                 <w:i w:val="0"/>
                 <w:sz w:val="15"/>
               </w:rPr>
-              <w:t>RE-ANCHORED</w:t>
+              <w:t>1</w:t>
             </w:r>
           </w:p>
         </w:tc>
@@ -2763,7 +4966,7 @@
       <w:tr>
         <w:tc>
           <w:tcPr>
-            <w:tcW w:type="dxa" w:w="3312"/>
+            <w:tcW w:type="dxa" w:w="3456"/>
           </w:tcPr>
           <w:p>
             <w:pPr>
@@ -2776,13 +4979,13 @@
                 <w:i w:val="0"/>
                 <w:sz w:val="15"/>
               </w:rPr>
-              <w:t>NEW_V11_FS_11_YOUR_CONSTRAINTS</w:t>
+              <w:t>NEW_V11_FS_12_NAME_THE_DIFFERENCE</w:t>
             </w:r>
           </w:p>
         </w:tc>
         <w:tc>
           <w:tcPr>
-            <w:tcW w:type="dxa" w:w="3024"/>
+            <w:tcW w:type="dxa" w:w="3456"/>
           </w:tcPr>
           <w:p>
             <w:pPr>
@@ -2795,32 +4998,13 @@
                 <w:i w:val="0"/>
                 <w:sz w:val="15"/>
               </w:rPr>
-              <w:t>11 THE BOUNDARY</w:t>
+              <w:t>14 CLOSE, para 1</w:t>
             </w:r>
           </w:p>
         </w:tc>
         <w:tc>
           <w:tcPr>
-            <w:tcW w:type="dxa" w:w="720"/>
-          </w:tcPr>
-          <w:p>
-            <w:pPr>
-              <w:spacing w:before="60" w:after="60" w:line="264" w:lineRule="auto"/>
-            </w:pPr>
-            <w:r/>
-            <w:r>
-              <w:rPr>
-                <w:b w:val="0"/>
-                <w:i w:val="0"/>
-                <w:sz w:val="15"/>
-              </w:rPr>
-              <w:t>2</w:t>
-            </w:r>
-          </w:p>
-        </w:tc>
-        <w:tc>
-          <w:tcPr>
-            <w:tcW w:type="dxa" w:w="864"/>
+            <w:tcW w:type="dxa" w:w="1296"/>
           </w:tcPr>
           <w:p>
             <w:pPr>
@@ -2839,7 +5023,7 @@
         </w:tc>
         <w:tc>
           <w:tcPr>
-            <w:tcW w:type="dxa" w:w="1728"/>
+            <w:tcW w:type="dxa" w:w="1008"/>
           </w:tcPr>
           <w:p>
             <w:pPr>
@@ -2852,7 +5036,7 @@
                 <w:i w:val="0"/>
                 <w:sz w:val="15"/>
               </w:rPr>
-              <w:t>RE-ANCHORED</w:t>
+              <w:t>1</w:t>
             </w:r>
           </w:p>
         </w:tc>
@@ -2860,7 +5044,7 @@
       <w:tr>
         <w:tc>
           <w:tcPr>
-            <w:tcW w:type="dxa" w:w="3312"/>
+            <w:tcW w:type="dxa" w:w="3456"/>
           </w:tcPr>
           <w:p>
             <w:pPr>
@@ -2873,13 +5057,13 @@
                 <w:i w:val="0"/>
                 <w:sz w:val="15"/>
               </w:rPr>
-              <w:t>NEW_V11_FS_12_NAME_THE_DIFFERENCE</w:t>
+              <w:t>NEW_V11_WATCH_NEXT</w:t>
             </w:r>
           </w:p>
         </w:tc>
         <w:tc>
           <w:tcPr>
-            <w:tcW w:type="dxa" w:w="3024"/>
+            <w:tcW w:type="dxa" w:w="3456"/>
           </w:tcPr>
           <w:p>
             <w:pPr>
@@ -2892,13 +5076,13 @@
                 <w:i w:val="0"/>
                 <w:sz w:val="15"/>
               </w:rPr>
-              <w:t>14 CLOSE</w:t>
+              <w:t>16 WATCH NEXT, para 1</w:t>
             </w:r>
           </w:p>
         </w:tc>
         <w:tc>
           <w:tcPr>
-            <w:tcW w:type="dxa" w:w="720"/>
+            <w:tcW w:type="dxa" w:w="1296"/>
           </w:tcPr>
           <w:p>
             <w:pPr>
@@ -2917,7 +5101,7 @@
         </w:tc>
         <w:tc>
           <w:tcPr>
-            <w:tcW w:type="dxa" w:w="864"/>
+            <w:tcW w:type="dxa" w:w="1008"/>
           </w:tcPr>
           <w:p>
             <w:pPr>
@@ -2931,122 +5115,6 @@
                 <w:sz w:val="15"/>
               </w:rPr>
               <w:t>1</w:t>
-            </w:r>
-          </w:p>
-        </w:tc>
-        <w:tc>
-          <w:tcPr>
-            <w:tcW w:type="dxa" w:w="1728"/>
-          </w:tcPr>
-          <w:p>
-            <w:pPr>
-              <w:spacing w:before="60" w:after="60" w:line="264" w:lineRule="auto"/>
-            </w:pPr>
-            <w:r/>
-            <w:r>
-              <w:rPr>
-                <w:b w:val="0"/>
-                <w:i w:val="0"/>
-                <w:sz w:val="15"/>
-              </w:rPr>
-              <w:t>RE-ANCHORED</w:t>
-            </w:r>
-          </w:p>
-        </w:tc>
-      </w:tr>
-      <w:tr>
-        <w:tc>
-          <w:tcPr>
-            <w:tcW w:type="dxa" w:w="3312"/>
-          </w:tcPr>
-          <w:p>
-            <w:pPr>
-              <w:spacing w:before="60" w:after="60" w:line="264" w:lineRule="auto"/>
-            </w:pPr>
-            <w:r/>
-            <w:r>
-              <w:rPr>
-                <w:b w:val="0"/>
-                <w:i w:val="0"/>
-                <w:sz w:val="15"/>
-              </w:rPr>
-              <w:t>NEW_V11_WATCH_NEXT</w:t>
-            </w:r>
-          </w:p>
-        </w:tc>
-        <w:tc>
-          <w:tcPr>
-            <w:tcW w:type="dxa" w:w="3024"/>
-          </w:tcPr>
-          <w:p>
-            <w:pPr>
-              <w:spacing w:before="60" w:after="60" w:line="264" w:lineRule="auto"/>
-            </w:pPr>
-            <w:r/>
-            <w:r>
-              <w:rPr>
-                <w:b w:val="0"/>
-                <w:i w:val="0"/>
-                <w:sz w:val="15"/>
-              </w:rPr>
-              <w:t>16 WATCH NEXT</w:t>
-            </w:r>
-          </w:p>
-        </w:tc>
-        <w:tc>
-          <w:tcPr>
-            <w:tcW w:type="dxa" w:w="720"/>
-          </w:tcPr>
-          <w:p>
-            <w:pPr>
-              <w:spacing w:before="60" w:after="60" w:line="264" w:lineRule="auto"/>
-            </w:pPr>
-            <w:r/>
-            <w:r>
-              <w:rPr>
-                <w:b w:val="0"/>
-                <w:i w:val="0"/>
-                <w:sz w:val="15"/>
-              </w:rPr>
-              <w:t>1</w:t>
-            </w:r>
-          </w:p>
-        </w:tc>
-        <w:tc>
-          <w:tcPr>
-            <w:tcW w:type="dxa" w:w="864"/>
-          </w:tcPr>
-          <w:p>
-            <w:pPr>
-              <w:spacing w:before="60" w:after="60" w:line="264" w:lineRule="auto"/>
-            </w:pPr>
-            <w:r/>
-            <w:r>
-              <w:rPr>
-                <w:b w:val="0"/>
-                <w:i w:val="0"/>
-                <w:sz w:val="15"/>
-              </w:rPr>
-              <w:t>1</w:t>
-            </w:r>
-          </w:p>
-        </w:tc>
-        <w:tc>
-          <w:tcPr>
-            <w:tcW w:type="dxa" w:w="1728"/>
-          </w:tcPr>
-          <w:p>
-            <w:pPr>
-              <w:spacing w:before="60" w:after="60" w:line="264" w:lineRule="auto"/>
-            </w:pPr>
-            <w:r/>
-            <w:r>
-              <w:rPr>
-                <w:b w:val="0"/>
-                <w:i w:val="0"/>
-                <w:sz w:val="15"/>
-              </w:rPr>
-              <w:t>END CARD</w:t>
             </w:r>
           </w:p>
         </w:tc>

--- a/deliverables/V4-V11_SYNC/PACKAGES/NEW_V11_Synchronized_Production_Package/02_RUN_OF_SHOW/Run_of_Show.docx
+++ b/deliverables/V4-V11_SYNC/PACKAGES/NEW_V11_Synchronized_Production_Package/02_RUN_OF_SHOW/Run_of_Show.docx
@@ -144,7 +144,7 @@
         <w:rPr>
           <w:sz w:val="21"/>
         </w:rPr>
-        <w:t>Saturday, September 19, 2026 | 6:36 AM CT</w:t>
+        <w:t>Saturday, September 19, 2026 | 7:08 AM CT</w:t>
       </w:r>
     </w:p>
     <w:p>
